--- a/products/kindle/vol1_email/manuscript.docx
+++ b/products/kindle/vol1_email/manuscript.docx
@@ -7,19 +7,7 @@
         <w:pStyle w:val="Title"/>
       </w:pPr>
       <w:r>
-        <w:t xml:space="preserve">スライムと覚える</w:t>
-      </w:r>
-      <w:r>
-        <w:t xml:space="preserve"> </w:t>
-      </w:r>
-      <w:r>
-        <w:t xml:space="preserve">AIへの頼み方テンプレ集①</w:t>
-      </w:r>
-      <w:r>
-        <w:t xml:space="preserve"> </w:t>
-      </w:r>
-      <w:r>
-        <w:t xml:space="preserve">仕事のメール編</w:t>
+        <w:t xml:space="preserve">���������������������</w:t>
       </w:r>
     </w:p>
     <w:p>
@@ -49,7 +37,7 @@
         <w:p>
           <w:r>
             <w:fldChar w:fldCharType="begin" w:dirty="true"/>
-            <w:instrText xml:space="preserve">TOC \o "1-3" \h \z \u</w:instrText>
+            <w:instrText xml:space="preserve">TOC \o "1-2" \h \z \u</w:instrText>
             <w:fldChar w:fldCharType="separate"/>
             <w:fldChar w:fldCharType="end"/>
           </w:r>
@@ -14067,7 +14055,7 @@
   <w:docDefaults>
     <w:rPrDefault>
       <w:rPr>
-        <w:rFonts w:asciiTheme="minorHAnsi" w:cstheme="minorBidi" w:eastAsiaTheme="minorHAnsi" w:hAnsiTheme="minorHAnsi"/>
+        <w:rFonts w:ascii="Hiragino Sans" w:cs="Hiragino Sans" w:eastAsia="Hiragino Sans" w:hAnsi="Hiragino Sans"/>
         <w:sz w:val="24"/>
         <w:szCs w:val="24"/>
         <w:lang w:bidi="ar-SA" w:eastAsia="en-US" w:val="ja"/>
@@ -14075,7 +14063,7 @@
     </w:rPrDefault>
     <w:pPrDefault>
       <w:pPr>
-        <w:spacing w:after="200"/>
+        <w:spacing w:after="220" w:line="380" w:lineRule="auto"/>
       </w:pPr>
     </w:pPrDefault>
   </w:docDefaults>

--- a/products/kindle/vol1_email/manuscript.docx
+++ b/products/kindle/vol1_email/manuscript.docx
@@ -7,7 +7,7 @@
         <w:pStyle w:val="Title"/>
       </w:pPr>
       <w:r>
-        <w:t xml:space="preserve">���������������������</w:t>
+        <w:t xml:space="preserve">スライムと覚える AIへの頼み方テンプレ集①</w:t>
       </w:r>
     </w:p>
     <w:p>

--- a/products/kindle/vol1_email/manuscript.docx
+++ b/products/kindle/vol1_email/manuscript.docx
@@ -111,7 +111,7 @@
         <w:pStyle w:val="Compact"/>
       </w:pPr>
       <w:r>
-        <w:t xml:space="preserve">ChatGPTやClaudeなどの対話型AIなら、どれでも使える書き方にしています。特定のサービスの画面・機能・料金の説明はしていません。</w:t>
+        <w:t xml:space="preserve">ChatGPTやClaudeなど、ふだん使っている対話型AIで使えるように、特定のサービスに頼らない書き方にしています。特定のサービスの画面・機能・料金の説明はしていません。AIによって答え方のくせはちがうので、出力例と同じ文になるとはかぎりません。</w:t>
       </w:r>
     </w:p>
     <w:p>
@@ -488,7 +488,7 @@
         <w:pStyle w:val="FirstParagraph"/>
       </w:pPr>
       <w:r>
-        <w:t xml:space="preserve">を、箇条書きでかまわないので書きます。</w:t>
+        <w:t xml:space="preserve">この3つを、箇条書きでかまわないので書きます。</w:t>
       </w:r>
       <w:r>
         <w:rPr>
@@ -666,7 +666,7 @@
         <w:pStyle w:val="FirstParagraph"/>
       </w:pPr>
       <w:r>
-        <w:t xml:space="preserve">AIは前の会話を覚えているので、少しずつ直していけます。</w:t>
+        <w:t xml:space="preserve">同じ会話（チャット）の中なら、AIは前のやりとりをふまえて答えてくれるので、少しずつ直していけます。新しい会話を始めると前の内容は引きつがれないことがあるので、直すときは同じ会話の続きで頼みましょう。</w:t>
       </w:r>
     </w:p>
     <w:bookmarkEnd w:id="26"/>
@@ -867,7 +867,10 @@
         <w:t xml:space="preserve">ぷるののひとこと</w:t>
       </w:r>
       <w:r>
-        <w:t xml:space="preserve"> </w:t>
+        <w:br/>
+      </w:r>
+      <w:r>
+        <w:br/>
       </w:r>
       <w:r>
         <w:t xml:space="preserve">テンプレの最後にはだいたい「200字程度」と書いてあります。長さは好みで変えてOK。ぼくは短めが好きです。</w:t>
@@ -1053,19 +1056,28 @@
         <w:t xml:space="preserve">いつもお世話になっております。本日はお忙しいところ、お時間をいただきありがとうございました。</w:t>
       </w:r>
       <w:r>
-        <w:t xml:space="preserve"> </w:t>
+        <w:br/>
+      </w:r>
+      <w:r>
+        <w:br/>
       </w:r>
       <w:r>
         <w:t xml:space="preserve">店頭のお写真を拝見でき、売り場のイメージを具体的につかむことができました。大変助かりました。</w:t>
       </w:r>
       <w:r>
-        <w:t xml:space="preserve"> </w:t>
+        <w:br/>
+      </w:r>
+      <w:r>
+        <w:br/>
       </w:r>
       <w:r>
         <w:t xml:space="preserve">お話しした内容をもとに、お見積もりを10月23日（金）までにお送りいたします。</w:t>
       </w:r>
       <w:r>
-        <w:t xml:space="preserve"> </w:t>
+        <w:br/>
+      </w:r>
+      <w:r>
+        <w:br/>
       </w:r>
       <w:r>
         <w:t xml:space="preserve">引き続きどうぞよろしくお願いいたします。</w:t>
@@ -1266,13 +1278,19 @@
         <w:t xml:space="preserve">お世話になっております。製品カタログの最新版をお送りいただき、ありがとうございます。無事に受け取りました。</w:t>
       </w:r>
       <w:r>
-        <w:t xml:space="preserve"> </w:t>
+        <w:br/>
+      </w:r>
+      <w:r>
+        <w:br/>
       </w:r>
       <w:r>
         <w:t xml:space="preserve">図が多く、来週の社内説明会でもとても説明しやすそうです。</w:t>
       </w:r>
       <w:r>
-        <w:t xml:space="preserve"> </w:t>
+        <w:br/>
+      </w:r>
+      <w:r>
+        <w:br/>
       </w:r>
       <w:r>
         <w:t xml:space="preserve">取り急ぎ、お礼と受領のご連絡まで失礼いたします。</w:t>
@@ -1459,13 +1477,19 @@
         <w:t xml:space="preserve">ご無沙汰しております。先日は、デザイン会社の中村様をご紹介いただき、本当にありがとうございました。</w:t>
       </w:r>
       <w:r>
-        <w:t xml:space="preserve"> </w:t>
+        <w:br/>
+      </w:r>
+      <w:r>
+        <w:br/>
       </w:r>
       <w:r>
         <w:t xml:space="preserve">さっそくご連絡したところ、来週火曜日にオンラインでお話しできることになりました。自分ではなかなか探せなかった分野の方なので、とても心強いです。</w:t>
       </w:r>
       <w:r>
-        <w:t xml:space="preserve"> </w:t>
+        <w:br/>
+      </w:r>
+      <w:r>
+        <w:br/>
       </w:r>
       <w:r>
         <w:t xml:space="preserve">お話しした内容は、また改めてご報告させてください。</w:t>
@@ -1645,13 +1669,19 @@
         <w:t xml:space="preserve">昨日は集計表のチェックを手伝っていただき、ありがとうございました。</w:t>
       </w:r>
       <w:r>
-        <w:t xml:space="preserve"> </w:t>
+        <w:br/>
+      </w:r>
+      <w:r>
+        <w:br/>
       </w:r>
       <w:r>
         <w:t xml:space="preserve">入力ミスを2か所見つけていただいたおかげで、提出前に直すことができました。</w:t>
       </w:r>
       <w:r>
-        <w:t xml:space="preserve"> </w:t>
+        <w:br/>
+      </w:r>
+      <w:r>
+        <w:br/>
       </w:r>
       <w:r>
         <w:t xml:space="preserve">次に何かあれば、私にもぜひお手伝いさせてください。</w:t>
@@ -1830,13 +1860,19 @@
         <w:t xml:space="preserve">いつもお世話になっております。このたびは、昇進のお祝いにすてきなお花をお送りいただき、ありがとうございました。職場に飾らせていただき、メンバーとともに楽しんでおります。</w:t>
       </w:r>
       <w:r>
-        <w:t xml:space="preserve"> </w:t>
+        <w:br/>
+      </w:r>
+      <w:r>
+        <w:br/>
       </w:r>
       <w:r>
         <w:t xml:space="preserve">まだまだ至らない点も多いですが、チームの声をよく聞く課長になれるよう努めてまいります。</w:t>
       </w:r>
       <w:r>
-        <w:t xml:space="preserve"> </w:t>
+        <w:br/>
+      </w:r>
+      <w:r>
+        <w:br/>
       </w:r>
       <w:r>
         <w:t xml:space="preserve">今後とも変わらぬご指導のほど、よろしくお願いいたします。</w:t>
@@ -1873,7 +1909,7 @@
         <w:t xml:space="preserve">AIが事実を足す</w:t>
       </w:r>
       <w:r>
-        <w:t xml:space="preserve">ことがあります。実際にそうしていなければ消してください。これは本当によくあります。</w:t>
+        <w:t xml:space="preserve">ことがあります。実際にそうしていなければ消してください。この本の出力例でも、何度か起きています。</w:t>
       </w:r>
     </w:p>
     <w:p>
@@ -2033,19 +2069,28 @@
         <w:t xml:space="preserve">いつも大変お世話になっております。昨日は懇親会にお招きいただき、誠にありがとうございました。</w:t>
       </w:r>
       <w:r>
-        <w:t xml:space="preserve"> </w:t>
+        <w:br/>
+      </w:r>
+      <w:r>
+        <w:br/>
       </w:r>
       <w:r>
         <w:t xml:space="preserve">倉庫の配置の工夫についてのお話は大変興味深く、私どもの業務にも活かせそうなヒントをたくさんいただきました。</w:t>
       </w:r>
       <w:r>
-        <w:t xml:space="preserve"> </w:t>
+        <w:br/>
+      </w:r>
+      <w:r>
+        <w:br/>
       </w:r>
       <w:r>
         <w:t xml:space="preserve">ぜひまた、情報交換の機会をいただけましたら幸いです。</w:t>
       </w:r>
       <w:r>
-        <w:t xml:space="preserve"> </w:t>
+        <w:br/>
+      </w:r>
+      <w:r>
+        <w:br/>
       </w:r>
       <w:r>
         <w:t xml:space="preserve">今後ともどうぞよろしくお願いいたします。</w:t>
@@ -2290,7 +2335,10 @@
         <w:t xml:space="preserve">ぷるののひとこと</w:t>
       </w:r>
       <w:r>
-        <w:t xml:space="preserve"> </w:t>
+        <w:br/>
+      </w:r>
+      <w:r>
+        <w:br/>
       </w:r>
       <w:r>
         <w:t xml:space="preserve">お礼メールは、AIに頼むと「ありがとうございました」が3回くらい出てくることがあります。そんなときは「お礼の言葉は1回だけにして」と言うと、すっきりします。</w:t>
@@ -2476,7 +2524,10 @@
         <w:t xml:space="preserve">来月の展示会につきまして、弊社は出展させていただく予定です。ブースは小さいサイズでの申し込みを希望しております。</w:t>
       </w:r>
       <w:r>
-        <w:t xml:space="preserve"> </w:t>
+        <w:br/>
+      </w:r>
+      <w:r>
+        <w:br/>
       </w:r>
       <w:r>
         <w:t xml:space="preserve">お手続きに必要な書類などがございましたら、お知らせいただけますと幸いです。</w:t>
@@ -2679,7 +2730,10 @@
         <w:t xml:space="preserve">誤：11月5日 14時</w:t>
       </w:r>
       <w:r>
-        <w:t xml:space="preserve"> </w:t>
+        <w:br/>
+      </w:r>
+      <w:r>
+        <w:br/>
       </w:r>
       <w:r>
         <w:t xml:space="preserve">正：11月6日 14時</w:t>
@@ -2693,7 +2747,10 @@
         <w:t xml:space="preserve">すでにご予定に入れていただいている場合は、お手数ですが修正をお願いいたします。</w:t>
       </w:r>
       <w:r>
-        <w:t xml:space="preserve"> </w:t>
+        <w:br/>
+      </w:r>
+      <w:r>
+        <w:br/>
       </w:r>
       <w:r>
         <w:t xml:space="preserve">確認不足でご迷惑をおかけし、申し訳ございません。</w:t>
@@ -2899,7 +2956,10 @@
         <w:t xml:space="preserve">完成版は10月28日にお送りいたします。</w:t>
       </w:r>
       <w:r>
-        <w:t xml:space="preserve"> </w:t>
+        <w:br/>
+      </w:r>
+      <w:r>
+        <w:br/>
       </w:r>
       <w:r>
         <w:t xml:space="preserve">なお、目次と前半部分につきましては、お約束どおり10月23日にお送りいたしますので、先にご確認いただけますと幸いです。</w:t>
@@ -3096,13 +3156,19 @@
         <w:t xml:space="preserve">本日10時の定例会議を、子どもの急な発熱のため欠席してしまい、申し訳ありませんでした。</w:t>
       </w:r>
       <w:r>
-        <w:t xml:space="preserve"> </w:t>
+        <w:br/>
+      </w:r>
+      <w:r>
+        <w:br/>
       </w:r>
       <w:r>
         <w:t xml:space="preserve">議事録を確認し、私の担当分についての意見を明日の昼までにお送りします。</w:t>
       </w:r>
       <w:r>
-        <w:t xml:space="preserve"> </w:t>
+        <w:br/>
+      </w:r>
+      <w:r>
+        <w:br/>
       </w:r>
       <w:r>
         <w:t xml:space="preserve">ご迷惑をおかけしますが、よろしくお願いいたします。</w:t>
@@ -3497,19 +3563,28 @@
         <w:t xml:space="preserve">共有フォルダの資料を、私が古い版で上書きしてしまいました。申し訳ありません。</w:t>
       </w:r>
       <w:r>
-        <w:t xml:space="preserve"> </w:t>
+        <w:br/>
+      </w:r>
+      <w:r>
+        <w:br/>
       </w:r>
       <w:r>
         <w:t xml:space="preserve">そのため、チームの3人が古い資料で作業する形になってしまいました。</w:t>
       </w:r>
       <w:r>
-        <w:t xml:space="preserve"> </w:t>
+        <w:br/>
+      </w:r>
+      <w:r>
+        <w:br/>
       </w:r>
       <w:r>
         <w:t xml:space="preserve">資料はバックアップから元に戻し、3人にはすでに連絡しています。</w:t>
       </w:r>
       <w:r>
-        <w:t xml:space="preserve"> </w:t>
+        <w:br/>
+      </w:r>
+      <w:r>
+        <w:br/>
       </w:r>
       <w:r>
         <w:t xml:space="preserve">今後は保存する前に、版の日付を確認するようにします。</w:t>
@@ -3696,7 +3771,10 @@
         <w:t xml:space="preserve">原因となっていたメール送信の設定は、すでに修正いたしました。</w:t>
       </w:r>
       <w:r>
-        <w:t xml:space="preserve"> </w:t>
+        <w:br/>
+      </w:r>
+      <w:r>
+        <w:br/>
       </w:r>
       <w:r>
         <w:t xml:space="preserve">ご不明な点がございましたら、このメールにご返信いただければ対応いたします。</w:t>
@@ -3758,7 +3836,10 @@
         <w:t xml:space="preserve">ぷるののひとこと</w:t>
       </w:r>
       <w:r>
-        <w:t xml:space="preserve"> </w:t>
+        <w:br/>
+      </w:r>
+      <w:r>
+        <w:br/>
       </w:r>
       <w:r>
         <w:t xml:space="preserve">お詫びは、AIの文章をそのまま送るより、</w:t>
@@ -3954,7 +4035,10 @@
         <w:t xml:space="preserve">いつもお世話になっております。来年度のご契約内容の確認のため、1時間ほどオンラインでお打ち合わせのお時間をいただけないでしょうか。</w:t>
       </w:r>
       <w:r>
-        <w:t xml:space="preserve"> </w:t>
+        <w:br/>
+      </w:r>
+      <w:r>
+        <w:br/>
       </w:r>
       <w:r>
         <w:t xml:space="preserve">以下の日程でご都合はいかがでしょうか。</w:t>
@@ -3968,13 +4052,19 @@
         <w:t xml:space="preserve">・11月10日（火）10:00〜11:00</w:t>
       </w:r>
       <w:r>
-        <w:t xml:space="preserve"> </w:t>
+        <w:br/>
+      </w:r>
+      <w:r>
+        <w:br/>
       </w:r>
       <w:r>
         <w:t xml:space="preserve">・11月11日（水）15:00〜16:00</w:t>
       </w:r>
       <w:r>
-        <w:t xml:space="preserve"> </w:t>
+        <w:br/>
+      </w:r>
+      <w:r>
+        <w:br/>
       </w:r>
       <w:r>
         <w:t xml:space="preserve">・11月13日（金）13:00〜14:00</w:t>
@@ -3988,7 +4078,10 @@
         <w:t xml:space="preserve">いずれも難しい場合は、ご都合のよい日時をお知らせいただけますと幸いです。</w:t>
       </w:r>
       <w:r>
-        <w:t xml:space="preserve"> </w:t>
+        <w:br/>
+      </w:r>
+      <w:r>
+        <w:br/>
       </w:r>
       <w:r>
         <w:t xml:space="preserve">よろしくお願いいたします。</w:t>
@@ -4177,13 +4270,19 @@
         <w:t xml:space="preserve">候補日のご連絡をありがとうございます。</w:t>
       </w:r>
       <w:r>
-        <w:t xml:space="preserve"> </w:t>
+        <w:br/>
+      </w:r>
+      <w:r>
+        <w:br/>
       </w:r>
       <w:r>
         <w:t xml:space="preserve">11月12日（木）14時からでお願いできますでしょうか。当日は御社にうかがいます。</w:t>
       </w:r>
       <w:r>
-        <w:t xml:space="preserve"> </w:t>
+        <w:br/>
+      </w:r>
+      <w:r>
+        <w:br/>
       </w:r>
       <w:r>
         <w:t xml:space="preserve">なお、弊社からは2名で参加させていただきます。どうぞよろしくお願いいたします。</w:t>
@@ -4370,7 +4469,10 @@
         <w:t xml:space="preserve">お世話になっております。11月6日（金）15時からのお打ち合わせにつきまして、社内で急ぎの対応が入ってしまい、日程を変更していただけないかご相談させてください。</w:t>
       </w:r>
       <w:r>
-        <w:t xml:space="preserve"> </w:t>
+        <w:br/>
+      </w:r>
+      <w:r>
+        <w:br/>
       </w:r>
       <w:r>
         <w:t xml:space="preserve">こちらの都合で大変申し訳ございません。</w:t>
@@ -4384,19 +4486,28 @@
         <w:t xml:space="preserve">代わりの候補として、以下はいかがでしょうか。</w:t>
       </w:r>
       <w:r>
-        <w:t xml:space="preserve"> </w:t>
+        <w:br/>
+      </w:r>
+      <w:r>
+        <w:br/>
       </w:r>
       <w:r>
         <w:t xml:space="preserve">・11月10日（火）15:00〜</w:t>
       </w:r>
       <w:r>
-        <w:t xml:space="preserve"> </w:t>
+        <w:br/>
+      </w:r>
+      <w:r>
+        <w:br/>
       </w:r>
       <w:r>
         <w:t xml:space="preserve">・11月11日（水）10:00〜</w:t>
       </w:r>
       <w:r>
-        <w:t xml:space="preserve"> </w:t>
+        <w:br/>
+      </w:r>
+      <w:r>
+        <w:br/>
       </w:r>
       <w:r>
         <w:t xml:space="preserve">・11月12日（木）16:00〜</w:t>
@@ -4609,25 +4720,37 @@
         <w:t xml:space="preserve">・日時：11月11日（水）15:00〜16:00</w:t>
       </w:r>
       <w:r>
-        <w:t xml:space="preserve"> </w:t>
+        <w:br/>
+      </w:r>
+      <w:r>
+        <w:br/>
       </w:r>
       <w:r>
         <w:t xml:space="preserve">・形式：オンライン（URLは前日までにお送りします）</w:t>
       </w:r>
       <w:r>
-        <w:t xml:space="preserve"> </w:t>
+        <w:br/>
+      </w:r>
+      <w:r>
+        <w:br/>
       </w:r>
       <w:r>
         <w:t xml:space="preserve">・参加者：弊社 佐々木、林／御社 村上様</w:t>
       </w:r>
       <w:r>
-        <w:t xml:space="preserve"> </w:t>
+        <w:br/>
+      </w:r>
+      <w:r>
+        <w:br/>
       </w:r>
       <w:r>
         <w:t xml:space="preserve">・議題：新しい申込書の使い方のご説明</w:t>
       </w:r>
       <w:r>
-        <w:t xml:space="preserve"> </w:t>
+        <w:br/>
+      </w:r>
+      <w:r>
+        <w:br/>
       </w:r>
       <w:r>
         <w:t xml:space="preserve">・事前のお願い：現在お使いの申込書を1枚お送りいただけますでしょうか</w:t>
@@ -4822,13 +4945,19 @@
         <w:t xml:space="preserve">A：11月10日（火）16:00〜</w:t>
       </w:r>
       <w:r>
-        <w:t xml:space="preserve"> </w:t>
+        <w:br/>
+      </w:r>
+      <w:r>
+        <w:br/>
       </w:r>
       <w:r>
         <w:t xml:space="preserve">B：11月12日（木）10:00〜</w:t>
       </w:r>
       <w:r>
-        <w:t xml:space="preserve"> </w:t>
+        <w:br/>
+      </w:r>
+      <w:r>
+        <w:br/>
       </w:r>
       <w:r>
         <w:t xml:space="preserve">C：11月13日（金）14:00〜</w:t>
@@ -4842,7 +4971,10 @@
         <w:t xml:space="preserve">参加できる日に〇をつけて、11月5日（木）までにこのメッセージへ返信をお願いします。</w:t>
       </w:r>
       <w:r>
-        <w:t xml:space="preserve"> </w:t>
+        <w:br/>
+      </w:r>
+      <w:r>
+        <w:br/>
       </w:r>
       <w:r>
         <w:t xml:space="preserve">いちばん多くの人が参加できる日に決めます。</w:t>
@@ -5021,7 +5153,10 @@
         <w:t xml:space="preserve">お世話になっております。10月27日にお送りしたお打ち合わせ日程の件で、改めてご連絡いたしました。</w:t>
       </w:r>
       <w:r>
-        <w:t xml:space="preserve"> </w:t>
+        <w:br/>
+      </w:r>
+      <w:r>
+        <w:br/>
       </w:r>
       <w:r>
         <w:t xml:space="preserve">お忙しいところ恐縮ですが、以下の日程でご都合はいかがでしょうか。</w:t>
@@ -5035,7 +5170,10 @@
         <w:t xml:space="preserve">・11月11日（水）15:00〜</w:t>
       </w:r>
       <w:r>
-        <w:t xml:space="preserve"> </w:t>
+        <w:br/>
+      </w:r>
+      <w:r>
+        <w:br/>
       </w:r>
       <w:r>
         <w:t xml:space="preserve">・11月12日（木）10:00〜</w:t>
@@ -5049,7 +5187,10 @@
         <w:t xml:space="preserve">11月6日（金）までにお知らせいただけますと助かります。</w:t>
       </w:r>
       <w:r>
-        <w:t xml:space="preserve"> </w:t>
+        <w:br/>
+      </w:r>
+      <w:r>
+        <w:br/>
       </w:r>
       <w:r>
         <w:t xml:space="preserve">行き違いでご連絡をいただいておりましたら、ご容赦ください。</w:t>
@@ -5245,19 +5386,28 @@
         <w:t xml:space="preserve">・日時：11月12日（木）14:00〜15:00</w:t>
       </w:r>
       <w:r>
-        <w:t xml:space="preserve"> </w:t>
+        <w:br/>
+      </w:r>
+      <w:r>
+        <w:br/>
       </w:r>
       <w:r>
         <w:t xml:space="preserve">・参加URL：（URL）</w:t>
       </w:r>
       <w:r>
-        <w:t xml:space="preserve"> </w:t>
+        <w:br/>
+      </w:r>
+      <w:r>
+        <w:br/>
       </w:r>
       <w:r>
         <w:t xml:space="preserve">・カメラ：オン・オフどちらでも問題ございません</w:t>
       </w:r>
       <w:r>
-        <w:t xml:space="preserve"> </w:t>
+        <w:br/>
+      </w:r>
+      <w:r>
+        <w:br/>
       </w:r>
       <w:r>
         <w:t xml:space="preserve">・資料：当日こちらで画面共有いたしますので、ご準備は不要です</w:t>
@@ -5271,7 +5421,10 @@
         <w:t xml:space="preserve">当日つながらない場合は、このメールにご返信ください。</w:t>
       </w:r>
       <w:r>
-        <w:t xml:space="preserve"> </w:t>
+        <w:br/>
+      </w:r>
+      <w:r>
+        <w:br/>
       </w:r>
       <w:r>
         <w:t xml:space="preserve">どうぞよろしくお願いいたします。</w:t>
@@ -5335,7 +5488,10 @@
         <w:t xml:space="preserve">ぷるののひとこと</w:t>
       </w:r>
       <w:r>
-        <w:t xml:space="preserve"> </w:t>
+        <w:br/>
+      </w:r>
+      <w:r>
+        <w:br/>
       </w:r>
       <w:r>
         <w:t xml:space="preserve">日程調整のテンプレには、ずっと「曜日つきで」と書いています。曜日があると、相手も自分もまちがいに気づきやすいからです。カレンダーと見くらべるのは、人間の大事な仕事です。</w:t>
@@ -5514,19 +5670,28 @@
         <w:t xml:space="preserve">お世話になっております。10月26日にお送りした、新しいパンフレットの部数についてのご質問の件で、ご連絡いたしました。</w:t>
       </w:r>
       <w:r>
-        <w:t xml:space="preserve"> </w:t>
+        <w:br/>
+      </w:r>
+      <w:r>
+        <w:br/>
       </w:r>
       <w:r>
         <w:t xml:space="preserve">11月4日（水）の社内会議で決めたいと考えておりますため、11月2日までにご回答いただけますと大変助かります。</w:t>
       </w:r>
       <w:r>
-        <w:t xml:space="preserve"> </w:t>
+        <w:br/>
+      </w:r>
+      <w:r>
+        <w:br/>
       </w:r>
       <w:r>
         <w:t xml:space="preserve">お忙しいところ恐れ入りますが、よろしくお願いいたします。</w:t>
       </w:r>
       <w:r>
-        <w:t xml:space="preserve"> </w:t>
+        <w:br/>
+      </w:r>
+      <w:r>
+        <w:br/>
       </w:r>
       <w:r>
         <w:t xml:space="preserve">なお、行き違いでご返信いただいておりましたら、失礼をお許しください。</w:t>
@@ -5714,19 +5879,28 @@
         <w:t xml:space="preserve">お疲れさまです。研修の参加申込書について、10月30日が提出期限となっておりましたが、まだ確認できておりませんでしたのでご連絡しました。</w:t>
       </w:r>
       <w:r>
-        <w:t xml:space="preserve"> </w:t>
+        <w:br/>
+      </w:r>
+      <w:r>
+        <w:br/>
       </w:r>
       <w:r>
         <w:t xml:space="preserve">お手数ですが、11月4日（水）までに、共有フォルダの「研修」フォルダへ保存していただけますでしょうか。</w:t>
       </w:r>
       <w:r>
-        <w:t xml:space="preserve"> </w:t>
+        <w:br/>
+      </w:r>
+      <w:r>
+        <w:br/>
       </w:r>
       <w:r>
         <w:t xml:space="preserve">すでにご提出済みでしたら、行き違いですのでご容赦ください。</w:t>
       </w:r>
       <w:r>
-        <w:t xml:space="preserve"> </w:t>
+        <w:br/>
+      </w:r>
+      <w:r>
+        <w:br/>
       </w:r>
       <w:r>
         <w:t xml:space="preserve">よろしくお願いします。</w:t>
@@ -5831,7 +6005,7 @@
         <w:rPr>
           <w:rStyle w:val="VerbatimChar"/>
         </w:rPr>
-        <w:t xml:space="preserve">・これまでの経緯：［1回目にいつ何を送ったか、2回目の催促をいつ送ったか］</w:t>
+        <w:t xml:space="preserve">・これまでの経緯：［最初にいつ何を送ったか、1回目の催促をいつ送ったか］</w:t>
       </w:r>
       <w:r>
         <w:br/>
@@ -5913,13 +6087,19 @@
         <w:t xml:space="preserve">お世話になっております。10月20日にお送りし、27日にも改めてご連絡いたしましたお見積もりの件で、再度ご連絡いたしました。</w:t>
       </w:r>
       <w:r>
-        <w:t xml:space="preserve"> </w:t>
+        <w:br/>
+      </w:r>
+      <w:r>
+        <w:br/>
       </w:r>
       <w:r>
         <w:t xml:space="preserve">恐れ入りますが、11月5日（木）までにご承認のご連絡をいただけますでしょうか。この日を過ぎますと、ご希望の納期に間に合わなくなってしまいます。</w:t>
       </w:r>
       <w:r>
-        <w:t xml:space="preserve"> </w:t>
+        <w:br/>
+      </w:r>
+      <w:r>
+        <w:br/>
       </w:r>
       <w:r>
         <w:t xml:space="preserve">お忙しいところ大変恐縮ですが、ご確認のほどよろしくお願いいたします。</w:t>
@@ -5958,7 +6138,7 @@
         <w:pStyle w:val="Compact"/>
       </w:pPr>
       <w:r>
-        <w:t xml:space="preserve">弱すぎる → 「期限の部分を太字にしたいので、【】でかこんで」など、目立たせ方を指定できます。</w:t>
+        <w:t xml:space="preserve">弱すぎる → メールでは太字が使えないことが多いので、「期限の部分を【】でかこんで」など、目立たせ方を指定できます。</w:t>
       </w:r>
     </w:p>
     <w:bookmarkEnd w:id="56"/>
@@ -6098,13 +6278,19 @@
         <w:t xml:space="preserve">お世話になっております。明日11月12日（木）14時からのお打ち合わせについて、念のためご連絡いたします。</w:t>
       </w:r>
       <w:r>
-        <w:t xml:space="preserve"> </w:t>
+        <w:br/>
+      </w:r>
+      <w:r>
+        <w:br/>
       </w:r>
       <w:r>
         <w:t xml:space="preserve">場所は弊社3階の会議室です。受付でお名前をお伝えいただければご案内いたします。</w:t>
       </w:r>
       <w:r>
-        <w:t xml:space="preserve"> </w:t>
+        <w:br/>
+      </w:r>
+      <w:r>
+        <w:br/>
       </w:r>
       <w:r>
         <w:t xml:space="preserve">何かございましたら、このメールにご返信ください。明日はどうぞよろしくお願いいたします。</w:t>
@@ -6300,7 +6486,10 @@
         <w:t xml:space="preserve">・締め切り：10月30日（金）17:00</w:t>
       </w:r>
       <w:r>
-        <w:t xml:space="preserve"> </w:t>
+        <w:br/>
+      </w:r>
+      <w:r>
+        <w:br/>
       </w:r>
       <w:r>
         <w:t xml:space="preserve">・方法：申請システムから</w:t>
@@ -6440,7 +6629,7 @@
         <w:rPr>
           <w:rStyle w:val="VerbatimChar"/>
         </w:rPr>
-        <w:t xml:space="preserve">こちらの確認もれの可能性も考えて、責めない言い方で200字程度。金額は「（金額）」と書いておいてください。</w:t>
+        <w:t xml:space="preserve">こちらの確認もれの可能性も考えて、責めない言い方で200字程度。金額は「〇〇円」と書いておいてください。</w:t>
       </w:r>
     </w:p>
     <w:p>
@@ -6484,22 +6673,31 @@
         <w:pStyle w:val="BlockText"/>
       </w:pPr>
       <w:r>
-        <w:t xml:space="preserve">いつもお世話になっております。10月1日にお送りいたしました9月分の請求書（（金額））につきまして、10月31日のお支払い期日を過ぎておりましたため、念のためご連絡いたしました。</w:t>
-      </w:r>
-      <w:r>
-        <w:t xml:space="preserve"> </w:t>
+        <w:t xml:space="preserve">いつもお世話になっております。10月1日にお送りいたしました9月分の請求書（〇〇円）につきまして、10月31日のお支払い期日を過ぎておりましたため、念のためご連絡いたしました。</w:t>
+      </w:r>
+      <w:r>
+        <w:br/>
+      </w:r>
+      <w:r>
+        <w:br/>
       </w:r>
       <w:r>
         <w:t xml:space="preserve">こちらの確認もれの可能性もございますが、お支払いのご予定日をお知らせいただけますでしょうか。</w:t>
       </w:r>
       <w:r>
-        <w:t xml:space="preserve"> </w:t>
+        <w:br/>
+      </w:r>
+      <w:r>
+        <w:br/>
       </w:r>
       <w:r>
         <w:t xml:space="preserve">すでにお手続きいただいている場合は、行き違いとしてご容赦ください。</w:t>
       </w:r>
       <w:r>
-        <w:t xml:space="preserve"> </w:t>
+        <w:br/>
+      </w:r>
+      <w:r>
+        <w:br/>
       </w:r>
       <w:r>
         <w:t xml:space="preserve">何卒よろしくお願いいたします。</w:t>
@@ -6526,7 +6724,7 @@
         <w:pStyle w:val="Compact"/>
       </w:pPr>
       <w:r>
-        <w:t xml:space="preserve">金額や口座番号は、AIに入れずに「（金額）」のままにして、送る前に自分で入れるのがおすすめです。</w:t>
+        <w:t xml:space="preserve">金額や口座番号は、AIに入れずに「〇〇円」のままにして、送る前に自分で入れるのがおすすめです。</w:t>
       </w:r>
     </w:p>
     <w:p>
@@ -6553,10 +6751,13 @@
         <w:t xml:space="preserve">ぷるののひとこと</w:t>
       </w:r>
       <w:r>
-        <w:t xml:space="preserve"> </w:t>
-      </w:r>
-      <w:r>
-        <w:t xml:space="preserve">催促メールのコツは「行き違いだったらごめんなさい」を入れること、らしいです。実際にAIに頼むと、ほぼ毎回この一文を入れてくれました。</w:t>
+        <w:br/>
+      </w:r>
+      <w:r>
+        <w:br/>
+      </w:r>
+      <w:r>
+        <w:t xml:space="preserve">催促メールのコツは「行き違いだったらごめんなさい」を入れること、らしいです。この章の出力例でも、催促のメールの多くにこの一文が入っています。</w:t>
       </w:r>
     </w:p>
     <w:p>
@@ -6730,19 +6931,28 @@
         <w:t xml:space="preserve">いつもお世話になっております。12月のイベント用チラシ制作のご依頼をいただき、ありがとうございます。</w:t>
       </w:r>
       <w:r>
-        <w:t xml:space="preserve"> </w:t>
+        <w:br/>
+      </w:r>
+      <w:r>
+        <w:br/>
       </w:r>
       <w:r>
         <w:t xml:space="preserve">せっかくお声がけいただいたのですが、12月はすでに別の案件で手がいっぱいの状況のため、今回はお受けすることが難しく、誠に申し訳ございません。</w:t>
       </w:r>
       <w:r>
-        <w:t xml:space="preserve"> </w:t>
+        <w:br/>
+      </w:r>
+      <w:r>
+        <w:br/>
       </w:r>
       <w:r>
         <w:t xml:space="preserve">1月以降のご依頼でしたら、ぜひご相談させていただければと思います。</w:t>
       </w:r>
       <w:r>
-        <w:t xml:space="preserve"> </w:t>
+        <w:br/>
+      </w:r>
+      <w:r>
+        <w:br/>
       </w:r>
       <w:r>
         <w:t xml:space="preserve">今後ともどうぞよろしくお願いいたします。</w:t>
@@ -6921,13 +7131,19 @@
         <w:t xml:space="preserve">ご丁寧なご案内をいただき、ありがとうございます。</w:t>
       </w:r>
       <w:r>
-        <w:t xml:space="preserve"> </w:t>
+        <w:br/>
+      </w:r>
+      <w:r>
+        <w:br/>
       </w:r>
       <w:r>
         <w:t xml:space="preserve">勤怠管理ツールについてですが、弊社ではすでに別のツールを導入しており、現時点で変更の予定はございません。</w:t>
       </w:r>
       <w:r>
-        <w:t xml:space="preserve"> </w:t>
+        <w:br/>
+      </w:r>
+      <w:r>
+        <w:br/>
       </w:r>
       <w:r>
         <w:t xml:space="preserve">誠に恐縮ですが、今後のご案内は控えていただけますと幸いです。</w:t>
@@ -7106,13 +7322,19 @@
         <w:t xml:space="preserve">いつもお世話になっております。11月20日の交流会にお誘いいただき、ありがとうございます。</w:t>
       </w:r>
       <w:r>
-        <w:t xml:space="preserve"> </w:t>
+        <w:br/>
+      </w:r>
+      <w:r>
+        <w:br/>
       </w:r>
       <w:r>
         <w:t xml:space="preserve">ぜひ参加したかったのですが、あいにくその日は先約があり、今回は欠席させていただきます。</w:t>
       </w:r>
       <w:r>
-        <w:t xml:space="preserve"> </w:t>
+        <w:br/>
+      </w:r>
+      <w:r>
+        <w:br/>
       </w:r>
       <w:r>
         <w:t xml:space="preserve">せっかくお声がけいただいたのに申し訳ございません。またの機会がございましたら、ぜひよろしくお願いいたします。</w:t>
@@ -7291,19 +7513,28 @@
         <w:t xml:space="preserve">いつもお世話になっております。納品日を11月13日に早めたいとのご相談、ありがとうございます。</w:t>
       </w:r>
       <w:r>
-        <w:t xml:space="preserve"> </w:t>
+        <w:br/>
+      </w:r>
+      <w:r>
+        <w:br/>
       </w:r>
       <w:r>
         <w:t xml:space="preserve">社内で検討いたしましたが、材料の入荷日がすでに決まっており、全数を11月13日にお届けすることは難しい状況です。ご期待に沿えず、申し訳ございません。</w:t>
       </w:r>
       <w:r>
-        <w:t xml:space="preserve"> </w:t>
+        <w:br/>
+      </w:r>
+      <w:r>
+        <w:br/>
       </w:r>
       <w:r>
         <w:t xml:space="preserve">代わりに、半数の50個につきましては、11月16日に先行してお届けすることが可能です。</w:t>
       </w:r>
       <w:r>
-        <w:t xml:space="preserve"> </w:t>
+        <w:br/>
+      </w:r>
+      <w:r>
+        <w:br/>
       </w:r>
       <w:r>
         <w:t xml:space="preserve">こちらの方法でよろしければ、ご検討いただけますと幸いです。</w:t>
@@ -7474,13 +7705,19 @@
         <w:t xml:space="preserve">近藤さん、声をかけてくれてありがとう！</w:t>
       </w:r>
       <w:r>
-        <w:t xml:space="preserve"> </w:t>
+        <w:br/>
+      </w:r>
+      <w:r>
+        <w:br/>
       </w:r>
       <w:r>
         <w:t xml:space="preserve">ただ、今週は決算資料の締め切りがあって、手伝うのが難しそうです。ごめんなさい。</w:t>
       </w:r>
       <w:r>
-        <w:t xml:space="preserve"> </w:t>
+        <w:br/>
+      </w:r>
+      <w:r>
+        <w:br/>
       </w:r>
       <w:r>
         <w:t xml:space="preserve">来週の水曜以降なら少し時間が取れそうなので、そのときでよければ手伝わせてください。</w:t>
@@ -7659,13 +7896,19 @@
         <w:t xml:space="preserve">いつもお世話になっております。先日は、ロゴの見直しについてご提案をいただき、誠にありがとうございました。何案もご準備いただき、社内でもじっくり検討させていただきました。</w:t>
       </w:r>
       <w:r>
-        <w:t xml:space="preserve"> </w:t>
+        <w:br/>
+      </w:r>
+      <w:r>
+        <w:br/>
       </w:r>
       <w:r>
         <w:t xml:space="preserve">検討の結果、社内でロゴの見直しそのものを先送りすることとなり、今回はご提案を見送らせていただくことになりました。</w:t>
       </w:r>
       <w:r>
-        <w:t xml:space="preserve"> </w:t>
+        <w:br/>
+      </w:r>
+      <w:r>
+        <w:br/>
       </w:r>
       <w:r>
         <w:t xml:space="preserve">せっかくご尽力いただいたにもかかわらず、申し訳ございません。また改めてご相談させていただく際には、どうぞよろしくお願いいたします。</w:t>
@@ -7844,19 +8087,28 @@
         <w:t xml:space="preserve">お世話になっております。11月27日の勉強会でお引き受けしておりました10分間の発表について、ご相談とお詫びがあり、ご連絡いたしました。</w:t>
       </w:r>
       <w:r>
-        <w:t xml:space="preserve"> </w:t>
+        <w:br/>
+      </w:r>
+      <w:r>
+        <w:br/>
       </w:r>
       <w:r>
         <w:t xml:space="preserve">社内の出張と日程が重なってしまい、当日参加することができなくなりました。一度お引き受けしておきながら、誠に申し訳ございません。</w:t>
       </w:r>
       <w:r>
-        <w:t xml:space="preserve"> </w:t>
+        <w:br/>
+      </w:r>
+      <w:r>
+        <w:br/>
       </w:r>
       <w:r>
         <w:t xml:space="preserve">作成途中の発表資料はお渡しできます。また、同じチームの林が代わりに発表できるか、現在確認しております。結果がわかり次第、すぐにご連絡いたします。</w:t>
       </w:r>
       <w:r>
-        <w:t xml:space="preserve"> </w:t>
+        <w:br/>
+      </w:r>
+      <w:r>
+        <w:br/>
       </w:r>
       <w:r>
         <w:t xml:space="preserve">ご迷惑をおかけし、本当に申し訳ございません。</w:t>
@@ -7910,7 +8162,10 @@
         <w:t xml:space="preserve">ぷるののひとこと</w:t>
       </w:r>
       <w:r>
-        <w:t xml:space="preserve"> </w:t>
+        <w:br/>
+      </w:r>
+      <w:r>
+        <w:br/>
       </w:r>
       <w:r>
         <w:t xml:space="preserve">断りのメールは、AIに「角が立たないように」と言うと、だんだん断っているのかわからない文になることがあります。ぼくは「断ることははっきり」もセットで言うようにしています。</w:t>
@@ -8105,7 +8360,10 @@
         <w:t xml:space="preserve">ご無沙汰しております。以前はすてきなイラストをありがとうございました。</w:t>
       </w:r>
       <w:r>
-        <w:t xml:space="preserve"> </w:t>
+        <w:br/>
+      </w:r>
+      <w:r>
+        <w:br/>
       </w:r>
       <w:r>
         <w:t xml:space="preserve">このたび、会社案内パンフレットの挿絵を、ぜひ野口様にお願いしたくご連絡いたしました。</w:t>
@@ -8119,19 +8377,28 @@
         <w:t xml:space="preserve">・内容：会社案内パンフレット用の挿絵 4点</w:t>
       </w:r>
       <w:r>
-        <w:t xml:space="preserve"> </w:t>
+        <w:br/>
+      </w:r>
+      <w:r>
+        <w:br/>
       </w:r>
       <w:r>
         <w:t xml:space="preserve">・期限：12月11日</w:t>
       </w:r>
       <w:r>
-        <w:t xml:space="preserve"> </w:t>
+        <w:br/>
+      </w:r>
+      <w:r>
+        <w:br/>
       </w:r>
       <w:r>
         <w:t xml:space="preserve">・ご用意できるもの：パンフレットの文章、ラフのイメージ図</w:t>
       </w:r>
       <w:r>
-        <w:t xml:space="preserve"> </w:t>
+        <w:br/>
+      </w:r>
+      <w:r>
+        <w:br/>
       </w:r>
       <w:r>
         <w:t xml:space="preserve">・費用：お見積もりをいただいたうえで、ご相談させてください</w:t>
@@ -8328,19 +8595,28 @@
         <w:t xml:space="preserve">お疲れさまです。来年度のチラシ配布の計画をつくるため、昨年度の店舗ごとの来店数の表（表計算のファイル）をお送りいただけないでしょうか。</w:t>
       </w:r>
       <w:r>
-        <w:t xml:space="preserve"> </w:t>
+        <w:br/>
+      </w:r>
+      <w:r>
+        <w:br/>
       </w:r>
       <w:r>
         <w:t xml:space="preserve">お忙しいところ恐縮ですが、11月6日（金）までにいただけると助かります。</w:t>
       </w:r>
       <w:r>
-        <w:t xml:space="preserve"> </w:t>
+        <w:br/>
+      </w:r>
+      <w:r>
+        <w:br/>
       </w:r>
       <w:r>
         <w:t xml:space="preserve">ファイルの形がちがっていても大丈夫ですので、今あるものをそのまま送っていただければ十分です。</w:t>
       </w:r>
       <w:r>
-        <w:t xml:space="preserve"> </w:t>
+        <w:br/>
+      </w:r>
+      <w:r>
+        <w:br/>
       </w:r>
       <w:r>
         <w:t xml:space="preserve">よろしくお願いします。</w:t>
@@ -8528,19 +8804,28 @@
         <w:t xml:space="preserve">お疲れさまです。お客さま向けの新サービスの案内文ができましたので、確認をお願いできますでしょうか。</w:t>
       </w:r>
       <w:r>
-        <w:t xml:space="preserve"> </w:t>
+        <w:br/>
+      </w:r>
+      <w:r>
+        <w:br/>
       </w:r>
       <w:r>
         <w:t xml:space="preserve">特に、料金表の書き方と、敬語がかたすぎないかを見ていただけると助かります。</w:t>
       </w:r>
       <w:r>
-        <w:t xml:space="preserve"> </w:t>
+        <w:br/>
+      </w:r>
+      <w:r>
+        <w:br/>
       </w:r>
       <w:r>
         <w:t xml:space="preserve">11月5日（木）の午前中までにご意見をいただければ、修正のうえ、11月6日にお客さまへお送りする予定です。</w:t>
       </w:r>
       <w:r>
-        <w:t xml:space="preserve"> </w:t>
+        <w:br/>
+      </w:r>
+      <w:r>
+        <w:br/>
       </w:r>
       <w:r>
         <w:t xml:space="preserve">お忙しいところすみませんが、よろしくお願いします。</w:t>
@@ -8737,7 +9022,10 @@
         <w:t xml:space="preserve">お疲れさまです。今年度の社内研修について、満足度アンケートへのご協力をお願いいたします。</w:t>
       </w:r>
       <w:r>
-        <w:t xml:space="preserve"> </w:t>
+        <w:br/>
+      </w:r>
+      <w:r>
+        <w:br/>
       </w:r>
       <w:r>
         <w:t xml:space="preserve">回答は3分ほどで終わります。いただいた回答は、来年度の研修の内容を決めるために使わせていただきます。なお、集計の際にお名前が出ることはありません。</w:t>
@@ -8751,7 +9039,10 @@
         <w:t xml:space="preserve">・回答期限：11月13日（金）</w:t>
       </w:r>
       <w:r>
-        <w:t xml:space="preserve"> </w:t>
+        <w:br/>
+      </w:r>
+      <w:r>
+        <w:br/>
       </w:r>
       <w:r>
         <w:t xml:space="preserve">・回答方法：（URL）</w:t>
@@ -8956,7 +9247,10 @@
         <w:t xml:space="preserve">お世話になっております。急なお願いで恐縮ですが、明日の納品書の宛名を「A社」から「B社」へ変更していただけますでしょうか。本日16時までにご対応いただけますと助かります。</w:t>
       </w:r>
       <w:r>
-        <w:t xml:space="preserve"> </w:t>
+        <w:br/>
+      </w:r>
+      <w:r>
+        <w:br/>
       </w:r>
       <w:r>
         <w:t xml:space="preserve">今朝、先方から請求先変更の連絡があったためです。お手数をおかけし申し訳ございません。</w:t>
@@ -9143,7 +9437,10 @@
         <w:t xml:space="preserve">・点数：4点 → 5点（表紙用に1点追加）</w:t>
       </w:r>
       <w:r>
-        <w:t xml:space="preserve"> </w:t>
+        <w:br/>
+      </w:r>
+      <w:r>
+        <w:br/>
       </w:r>
       <w:r>
         <w:t xml:space="preserve">・期限：12月11日 → 12月18日</w:t>
@@ -9157,7 +9454,10 @@
         <w:t xml:space="preserve">後からのご相談となり、申し訳ございません。追加分のお見積もりについても、あわせてご相談させてください。</w:t>
       </w:r>
       <w:r>
-        <w:t xml:space="preserve"> </w:t>
+        <w:br/>
+      </w:r>
+      <w:r>
+        <w:br/>
       </w:r>
       <w:r>
         <w:t xml:space="preserve">どうぞよろしくお願いいたします。</w:t>
@@ -9309,7 +9609,7 @@
         <w:pStyle w:val="BodyText"/>
       </w:pPr>
       <w:r>
-        <w:t xml:space="preserve">入れた内容：社外の勉強会の講師を引き受けてくれた太田様／12月4日の社内勉強会で、新人向けに「伝わるメモの取り方」を40分話してもらう／参加者は20名、会場は本社5階／参加者名簿と会場の地図を11月27日までに送る</w:t>
+        <w:t xml:space="preserve">入れた内容：社内勉強会の講師を引き受けてくれた社外の太田様／12月4日の社内勉強会で、新人向けに「伝わるメモの取り方」を40分話してもらう／参加者は20名、会場は本社5階／参加者名簿と会場の地図を11月27日までに送る</w:t>
       </w:r>
     </w:p>
     <w:p>
@@ -9336,7 +9636,10 @@
         <w:t xml:space="preserve">このたびは、社内勉強会の講師をお引き受けいただき、誠にありがとうございます。新人一同、とても楽しみにしております。</w:t>
       </w:r>
       <w:r>
-        <w:t xml:space="preserve"> </w:t>
+        <w:br/>
+      </w:r>
+      <w:r>
+        <w:br/>
       </w:r>
       <w:r>
         <w:t xml:space="preserve">念のため、内容を確認させてください。</w:t>
@@ -9350,19 +9653,28 @@
         <w:t xml:space="preserve">・日時：12月4日</w:t>
       </w:r>
       <w:r>
-        <w:t xml:space="preserve"> </w:t>
+        <w:br/>
+      </w:r>
+      <w:r>
+        <w:br/>
       </w:r>
       <w:r>
         <w:t xml:space="preserve">・テーマ：「伝わるメモの取り方」（40分）</w:t>
       </w:r>
       <w:r>
-        <w:t xml:space="preserve"> </w:t>
+        <w:br/>
+      </w:r>
+      <w:r>
+        <w:br/>
       </w:r>
       <w:r>
         <w:t xml:space="preserve">・対象：新人 約20名</w:t>
       </w:r>
       <w:r>
-        <w:t xml:space="preserve"> </w:t>
+        <w:br/>
+      </w:r>
+      <w:r>
+        <w:br/>
       </w:r>
       <w:r>
         <w:t xml:space="preserve">・会場：本社5階</w:t>
@@ -9376,7 +9688,10 @@
         <w:t xml:space="preserve">参加者名簿と会場の地図は、11月27日までにお送りいたします。</w:t>
       </w:r>
       <w:r>
-        <w:t xml:space="preserve"> </w:t>
+        <w:br/>
+      </w:r>
+      <w:r>
+        <w:br/>
       </w:r>
       <w:r>
         <w:t xml:space="preserve">何かございましたら、お気軽にお知らせください。</w:t>
@@ -9430,7 +9745,10 @@
         <w:t xml:space="preserve">ぷるののひとこと</w:t>
       </w:r>
       <w:r>
-        <w:t xml:space="preserve"> </w:t>
+        <w:br/>
+      </w:r>
+      <w:r>
+        <w:br/>
       </w:r>
       <w:r>
         <w:t xml:space="preserve">お願いのメールは、AIに「箇条書きで」と言うと、一気に読みやすくなります。相手が返事を書くときも、箇条書きの順に答えればいいので楽そうです。</w:t>
@@ -9634,13 +9952,19 @@
         <w:t xml:space="preserve">【終わったこと】</w:t>
       </w:r>
       <w:r>
-        <w:t xml:space="preserve"> </w:t>
+        <w:br/>
+      </w:r>
+      <w:r>
+        <w:br/>
       </w:r>
       <w:r>
         <w:t xml:space="preserve">・棚の発注</w:t>
       </w:r>
       <w:r>
-        <w:t xml:space="preserve"> </w:t>
+        <w:br/>
+      </w:r>
+      <w:r>
+        <w:br/>
       </w:r>
       <w:r>
         <w:t xml:space="preserve">・アルバイトの面接（5名）</w:t>
@@ -9654,7 +9978,10 @@
         <w:t xml:space="preserve">【まだのこと】</w:t>
       </w:r>
       <w:r>
-        <w:t xml:space="preserve"> </w:t>
+        <w:br/>
+      </w:r>
+      <w:r>
+        <w:br/>
       </w:r>
       <w:r>
         <w:t xml:space="preserve">・チラシの印刷（11月10日に印刷へ出す予定）</w:t>
@@ -9668,7 +9995,10 @@
         <w:t xml:space="preserve">【ご相談】</w:t>
       </w:r>
       <w:r>
-        <w:t xml:space="preserve"> </w:t>
+        <w:br/>
+      </w:r>
+      <w:r>
+        <w:br/>
       </w:r>
       <w:r>
         <w:t xml:space="preserve">チラシの文案を一度見ていただけないでしょうか。今週中にお送りします。</w:t>
@@ -9889,7 +10219,10 @@
         <w:t xml:space="preserve">【わかっていること】</w:t>
       </w:r>
       <w:r>
-        <w:t xml:space="preserve"> </w:t>
+        <w:br/>
+      </w:r>
+      <w:r>
+        <w:br/>
       </w:r>
       <w:r>
         <w:t xml:space="preserve">・お客さまから電話で2件、送信できないと連絡がありました</w:t>
@@ -9903,13 +10236,19 @@
         <w:t xml:space="preserve">【まだわかっていないこと】</w:t>
       </w:r>
       <w:r>
-        <w:t xml:space="preserve"> </w:t>
+        <w:br/>
+      </w:r>
+      <w:r>
+        <w:br/>
       </w:r>
       <w:r>
         <w:t xml:space="preserve">・原因</w:t>
       </w:r>
       <w:r>
-        <w:t xml:space="preserve"> </w:t>
+        <w:br/>
+      </w:r>
+      <w:r>
+        <w:br/>
       </w:r>
       <w:r>
         <w:t xml:space="preserve">・正確にいつから止まっていたか</w:t>
@@ -9923,7 +10262,10 @@
         <w:t xml:space="preserve">【対応】</w:t>
       </w:r>
       <w:r>
-        <w:t xml:space="preserve"> </w:t>
+        <w:br/>
+      </w:r>
+      <w:r>
+        <w:br/>
       </w:r>
       <w:r>
         <w:t xml:space="preserve">・システム担当の竹内さんに調べてもらっています</w:t>
@@ -10119,19 +10461,28 @@
         <w:t xml:space="preserve">お疲れさまです。11月9日（月）から11日（水）までの3日間、お休みをいただきます。</w:t>
       </w:r>
       <w:r>
-        <w:t xml:space="preserve"> </w:t>
+        <w:br/>
+      </w:r>
+      <w:r>
+        <w:br/>
       </w:r>
       <w:r>
         <w:t xml:space="preserve">その間、急ぎの件は菊地さんにお願いしています。</w:t>
       </w:r>
       <w:r>
-        <w:t xml:space="preserve"> </w:t>
+        <w:br/>
+      </w:r>
+      <w:r>
+        <w:br/>
       </w:r>
       <w:r>
         <w:t xml:space="preserve">A社のお見積もりは、お休みに入る前に送っておきます。</w:t>
       </w:r>
       <w:r>
-        <w:t xml:space="preserve"> </w:t>
+        <w:br/>
+      </w:r>
+      <w:r>
+        <w:br/>
       </w:r>
       <w:r>
         <w:t xml:space="preserve">ご迷惑をおかけしますが、よろしくお願いします。</w:t>
@@ -10336,13 +10687,19 @@
         <w:t xml:space="preserve">■ 今の状態</w:t>
       </w:r>
       <w:r>
-        <w:t xml:space="preserve"> </w:t>
+        <w:br/>
+      </w:r>
+      <w:r>
+        <w:br/>
       </w:r>
       <w:r>
         <w:t xml:space="preserve">・デザイン：決定済み</w:t>
       </w:r>
       <w:r>
-        <w:t xml:space="preserve"> </w:t>
+        <w:br/>
+      </w:r>
+      <w:r>
+        <w:br/>
       </w:r>
       <w:r>
         <w:t xml:space="preserve">・部数：B社さんに確認中（返事待ち）</w:t>
@@ -10356,7 +10713,10 @@
         <w:t xml:space="preserve">■ これからやること</w:t>
       </w:r>
       <w:r>
-        <w:t xml:space="preserve"> </w:t>
+        <w:br/>
+      </w:r>
+      <w:r>
+        <w:br/>
       </w:r>
       <w:r>
         <w:t xml:space="preserve">・11月20日までに部数を確認し、印刷会社に発注する</w:t>
@@ -10370,7 +10730,10 @@
         <w:t xml:space="preserve">■ 注意すること</w:t>
       </w:r>
       <w:r>
-        <w:t xml:space="preserve"> </w:t>
+        <w:br/>
+      </w:r>
+      <w:r>
+        <w:br/>
       </w:r>
       <w:r>
         <w:t xml:space="preserve">・B社のご担当の方は、午前中のほうがつかまりやすいです</w:t>
@@ -10384,7 +10747,10 @@
         <w:t xml:space="preserve">■ 資料の場所</w:t>
       </w:r>
       <w:r>
-        <w:t xml:space="preserve"> </w:t>
+        <w:br/>
+      </w:r>
+      <w:r>
+        <w:br/>
       </w:r>
       <w:r>
         <w:t xml:space="preserve">・共有フォルダ「B社」＞「年賀状」</w:t>
@@ -10588,7 +10954,10 @@
         <w:t xml:space="preserve">・案A：2人で2日間とも参加</w:t>
       </w:r>
       <w:r>
-        <w:t xml:space="preserve"> </w:t>
+        <w:br/>
+      </w:r>
+      <w:r>
+        <w:br/>
       </w:r>
       <w:r>
         <w:t xml:space="preserve">・案B：3人で1日目だけ参加</w:t>
@@ -10602,7 +10971,10 @@
         <w:t xml:space="preserve">私は、2日目に来場されるお客さまともお話しできるので、案Aがよいと考えています。</w:t>
       </w:r>
       <w:r>
-        <w:t xml:space="preserve"> </w:t>
+        <w:br/>
+      </w:r>
+      <w:r>
+        <w:br/>
       </w:r>
       <w:r>
         <w:t xml:space="preserve">申し込みの都合で、11月6日までに決めたいと思っています。ご意見をいただけますでしょうか。</w:t>
@@ -10798,13 +11170,19 @@
         <w:t xml:space="preserve">■ 決まったこと</w:t>
       </w:r>
       <w:r>
-        <w:t xml:space="preserve"> </w:t>
+        <w:br/>
+      </w:r>
+      <w:r>
+        <w:br/>
       </w:r>
       <w:r>
         <w:t xml:space="preserve">・年末キャンペーンは12月1日から開始</w:t>
       </w:r>
       <w:r>
-        <w:t xml:space="preserve"> </w:t>
+        <w:br/>
+      </w:r>
+      <w:r>
+        <w:br/>
       </w:r>
       <w:r>
         <w:t xml:space="preserve">・チラシは2種類作成する</w:t>
@@ -10818,13 +11196,19 @@
         <w:t xml:space="preserve">■ 担当と期限</w:t>
       </w:r>
       <w:r>
-        <w:t xml:space="preserve"> </w:t>
+        <w:br/>
+      </w:r>
+      <w:r>
+        <w:br/>
       </w:r>
       <w:r>
         <w:t xml:space="preserve">・チラシの文案：原さん（11月12日まで）</w:t>
       </w:r>
       <w:r>
-        <w:t xml:space="preserve"> </w:t>
+        <w:br/>
+      </w:r>
+      <w:r>
+        <w:br/>
       </w:r>
       <w:r>
         <w:t xml:space="preserve">・配布店舗のリスト：小島さん（11月10日まで）</w:t>
@@ -10838,7 +11222,10 @@
         <w:t xml:space="preserve">■ 次回</w:t>
       </w:r>
       <w:r>
-        <w:t xml:space="preserve"> </w:t>
+        <w:br/>
+      </w:r>
+      <w:r>
+        <w:br/>
       </w:r>
       <w:r>
         <w:t xml:space="preserve">・11月18日</w:t>
@@ -10900,7 +11287,10 @@
         <w:t xml:space="preserve">ぷるののひとこと</w:t>
       </w:r>
       <w:r>
-        <w:t xml:space="preserve"> </w:t>
+        <w:br/>
+      </w:r>
+      <w:r>
+        <w:br/>
       </w:r>
       <w:r>
         <w:t xml:space="preserve">社内の報告は、ぼくも「結論を先に」と言われることが多いです。AIにも「結論を最初の1文に」と頼むと、ちゃんとそうしてくれます。</w:t>
@@ -11085,7 +11475,10 @@
         <w:t xml:space="preserve">突然のご連絡失礼いたします。株式会社ぷるぷる商会 企画部の鈴木と申します。</w:t>
       </w:r>
       <w:r>
-        <w:t xml:space="preserve"> </w:t>
+        <w:br/>
+      </w:r>
+      <w:r>
+        <w:br/>
       </w:r>
       <w:r>
         <w:t xml:space="preserve">御社のウェブサイトで、木のおもちゃのワークショップの取り組みを拝見し、ご連絡いたしました。</w:t>
@@ -11099,7 +11492,10 @@
         <w:t xml:space="preserve">弊社では、お客さま向けのイベントを企画しており、その中で御社にワークショップをお願いできないかと考えております。</w:t>
       </w:r>
       <w:r>
-        <w:t xml:space="preserve"> </w:t>
+        <w:br/>
+      </w:r>
+      <w:r>
+        <w:br/>
       </w:r>
       <w:r>
         <w:t xml:space="preserve">もしよろしければ、一度オンラインで30分ほど、お話をうかがう機会をいただけないでしょうか。</w:t>
@@ -11156,7 +11552,7 @@
         <w:pStyle w:val="Compact"/>
       </w:pPr>
       <w:r>
-        <w:t xml:space="preserve">署名（電話番号・住所など）は、いつも使っている署名を自分で貼りつけてください。</w:t>
+        <w:t xml:space="preserve">署名（電話番号・住所など）は、いつも使っている署名を自分ではりつけてください。</w:t>
       </w:r>
     </w:p>
     <w:bookmarkEnd w:id="84"/>
@@ -11304,13 +11700,19 @@
         <w:t xml:space="preserve">いつも大変お世話になっております。</w:t>
       </w:r>
       <w:r>
-        <w:t xml:space="preserve"> </w:t>
+        <w:br/>
+      </w:r>
+      <w:r>
+        <w:br/>
       </w:r>
       <w:r>
         <w:t xml:space="preserve">私事で恐縮ですが、11月1日付で営業部から商品開発部へ異動することになりました。</w:t>
       </w:r>
       <w:r>
-        <w:t xml:space="preserve"> </w:t>
+        <w:br/>
+      </w:r>
+      <w:r>
+        <w:br/>
       </w:r>
       <w:r>
         <w:t xml:space="preserve">3年間、多くのことを教えていただき、本当にありがとうございました。</w:t>
@@ -11324,7 +11726,10 @@
         <w:t xml:space="preserve">今後の担当は、営業部の河野が引き継ぎます。改めて河野からもご連絡いたします。</w:t>
       </w:r>
       <w:r>
-        <w:t xml:space="preserve"> </w:t>
+        <w:br/>
+      </w:r>
+      <w:r>
+        <w:br/>
       </w:r>
       <w:r>
         <w:t xml:space="preserve">これからは商品づくりの立場から、また御社とご一緒できればうれしく思います。</w:t>
@@ -11527,7 +11932,10 @@
         <w:t xml:space="preserve">弊社の年末年始の休業期間は、12月29日から1月4日までとなっております。</w:t>
       </w:r>
       <w:r>
-        <w:t xml:space="preserve"> </w:t>
+        <w:br/>
+      </w:r>
+      <w:r>
+        <w:br/>
       </w:r>
       <w:r>
         <w:t xml:space="preserve">来年も、ともに売り場を盛り上げていければ幸いです。</w:t>
@@ -11741,13 +12149,19 @@
         <w:t xml:space="preserve">・人数：10名さままで</w:t>
       </w:r>
       <w:r>
-        <w:t xml:space="preserve"> </w:t>
+        <w:br/>
+      </w:r>
+      <w:r>
+        <w:br/>
       </w:r>
       <w:r>
         <w:t xml:space="preserve">・曜日：火曜日・木曜日の午後</w:t>
       </w:r>
       <w:r>
-        <w:t xml:space="preserve"> </w:t>
+        <w:br/>
+      </w:r>
+      <w:r>
+        <w:br/>
       </w:r>
       <w:r>
         <w:t xml:space="preserve">・駐車場：3台分ございます</w:t>
@@ -11761,7 +12175,10 @@
         <w:t xml:space="preserve">なお、見学中の写真撮影が可能かどうかは、現在確認しております。わかり次第ご連絡いたします。</w:t>
       </w:r>
       <w:r>
-        <w:t xml:space="preserve"> </w:t>
+        <w:br/>
+      </w:r>
+      <w:r>
+        <w:br/>
       </w:r>
       <w:r>
         <w:t xml:space="preserve">ほかにご不明な点がございましたら、お気軽にお知らせください。</w:t>
@@ -11948,7 +12365,10 @@
         <w:t xml:space="preserve">・お見積書（1点）</w:t>
       </w:r>
       <w:r>
-        <w:t xml:space="preserve"> </w:t>
+        <w:br/>
+      </w:r>
+      <w:r>
+        <w:br/>
       </w:r>
       <w:r>
         <w:t xml:space="preserve">・商品説明資料（1点）</w:t>
@@ -11962,7 +12382,10 @@
         <w:t xml:space="preserve">ご確認のうえ、ご意見などございましたら、10月30日までにお知らせいただけますと幸いです。</w:t>
       </w:r>
       <w:r>
-        <w:t xml:space="preserve"> </w:t>
+        <w:br/>
+      </w:r>
+      <w:r>
+        <w:br/>
       </w:r>
       <w:r>
         <w:t xml:space="preserve">どうぞよろしくお願いいたします。</w:t>
@@ -12165,19 +12588,28 @@
         <w:t xml:space="preserve">お疲れさまです。私事で恐縮ですが、11月30日をもちまして退職することになりました。</w:t>
       </w:r>
       <w:r>
-        <w:t xml:space="preserve"> </w:t>
+        <w:br/>
+      </w:r>
+      <w:r>
+        <w:br/>
       </w:r>
       <w:r>
         <w:t xml:space="preserve">入社したばかりのころ、右も左もわからない私に、みなさんが仕事の進め方を一から教えてくださったことを、今もよく覚えています。本当にありがとうございました。</w:t>
       </w:r>
       <w:r>
-        <w:t xml:space="preserve"> </w:t>
+        <w:br/>
+      </w:r>
+      <w:r>
+        <w:br/>
       </w:r>
       <w:r>
         <w:t xml:space="preserve">ここで学んだことを大切に、これからもがんばっていきます。</w:t>
       </w:r>
       <w:r>
-        <w:t xml:space="preserve"> </w:t>
+        <w:br/>
+      </w:r>
+      <w:r>
+        <w:br/>
       </w:r>
       <w:r>
         <w:t xml:space="preserve">みなさまのますますのご活躍を、心からお祈りしております。</w:t>
@@ -12231,10 +12663,13 @@
         <w:t xml:space="preserve">ぷるののひとこと</w:t>
       </w:r>
       <w:r>
-        <w:t xml:space="preserve"> </w:t>
-      </w:r>
-      <w:r>
-        <w:t xml:space="preserve">あいさつのメールは、AIが一番さらっと書いてくれる種類でした。そのぶん、どれも似た文になりがちなので、ひとことだけ自分の思い出を入れるのがおすすめです。</w:t>
+        <w:br/>
+      </w:r>
+      <w:r>
+        <w:br/>
+      </w:r>
+      <w:r>
+        <w:t xml:space="preserve">あいさつのメールは、AIがいちばんさらっと書いてくれる種類でした。そのぶん、どれも似た文になりがちなので、ひとことだけ自分の思い出を入れるのがおすすめです。</w:t>
       </w:r>
     </w:p>
     <w:p>
@@ -12410,19 +12845,28 @@
         <w:t xml:space="preserve">お世話になっております。お見積もりを拝見いたしました。</w:t>
       </w:r>
       <w:r>
-        <w:t xml:space="preserve"> </w:t>
+        <w:br/>
+      </w:r>
+      <w:r>
+        <w:br/>
       </w:r>
       <w:r>
         <w:t xml:space="preserve">恐れ入りますが、予算と比べるとやや高めに感じており、もう少しご調整いただくことは可能でしょうか。</w:t>
       </w:r>
       <w:r>
-        <w:t xml:space="preserve"> </w:t>
+        <w:br/>
+      </w:r>
+      <w:r>
+        <w:br/>
       </w:r>
       <w:r>
         <w:t xml:space="preserve">難しい場合は、どうぞご遠慮なくお知らせください。</w:t>
       </w:r>
       <w:r>
-        <w:t xml:space="preserve"> </w:t>
+        <w:br/>
+      </w:r>
+      <w:r>
+        <w:br/>
       </w:r>
       <w:r>
         <w:t xml:space="preserve">来週中にお返事をいただけますと幸いです。</w:t>
@@ -12436,19 +12880,28 @@
         <w:t xml:space="preserve">【変えたところ】</w:t>
       </w:r>
       <w:r>
-        <w:t xml:space="preserve"> </w:t>
+        <w:br/>
+      </w:r>
+      <w:r>
+        <w:br/>
       </w:r>
       <w:r>
         <w:t xml:space="preserve">・「見ました」→「拝見いたしました」など、敬語に直しました</w:t>
       </w:r>
       <w:r>
-        <w:t xml:space="preserve"> </w:t>
+        <w:br/>
+      </w:r>
+      <w:r>
+        <w:br/>
       </w:r>
       <w:r>
         <w:t xml:space="preserve">・「ちょっと高いかな」を「予算と比べるとやや高めに感じており」と、理由が伝わる形にしました</w:t>
       </w:r>
       <w:r>
-        <w:t xml:space="preserve"> </w:t>
+        <w:br/>
+      </w:r>
+      <w:r>
+        <w:br/>
       </w:r>
       <w:r>
         <w:t xml:space="preserve">・「無理なら全然大丈夫です」を「難しい場合は、どうぞご遠慮なくお知らせください」にしました</w:t>
@@ -12638,7 +13091,10 @@
         <w:t xml:space="preserve">お疲れさまです。来週の会議の前に一度ご相談したく、今週の木曜か金曜に30分ほどお時間をいただけないでしょうか。</w:t>
       </w:r>
       <w:r>
-        <w:t xml:space="preserve"> </w:t>
+        <w:br/>
+      </w:r>
+      <w:r>
+        <w:br/>
       </w:r>
       <w:r>
         <w:t xml:space="preserve">ご都合のよい時間を教えていただけると助かります。よろしくお願いいたします。</w:t>
@@ -12813,7 +13269,10 @@
         <w:t xml:space="preserve">木下様</w:t>
       </w:r>
       <w:r>
-        <w:t xml:space="preserve"> </w:t>
+        <w:br/>
+      </w:r>
+      <w:r>
+        <w:br/>
       </w:r>
       <w:r>
         <w:t xml:space="preserve">いつもお世話になっております。来週のお打ち合わせですが、11月12日（水）の14時からでよろしいでしょうか。資料は前日までにお送りさせていただきます。ご確認のほど、よろしくお願い致します。</w:t>
@@ -12843,19 +13302,28 @@
         <w:t xml:space="preserve">・日付と曜日：2026年11月12日は木曜日です。「（水）」になっているので、日付か曜日のどちらかを確認してください。</w:t>
       </w:r>
       <w:r>
-        <w:t xml:space="preserve"> </w:t>
+        <w:br/>
+      </w:r>
+      <w:r>
+        <w:br/>
       </w:r>
       <w:r>
         <w:t xml:space="preserve">・「お送りさせていただきます」は、「お送りいたします」のほうがすっきりします（まちがいではありません）。</w:t>
       </w:r>
       <w:r>
-        <w:t xml:space="preserve"> </w:t>
+        <w:br/>
+      </w:r>
+      <w:r>
+        <w:br/>
       </w:r>
       <w:r>
         <w:t xml:space="preserve">・「お願い致します」の「致します」は、ひらがなの「いたします」と書く会社も多いです。社内のルールがあれば合わせてください。</w:t>
       </w:r>
       <w:r>
-        <w:t xml:space="preserve"> </w:t>
+        <w:br/>
+      </w:r>
+      <w:r>
+        <w:br/>
       </w:r>
       <w:r>
         <w:t xml:space="preserve">・全体として、わかりにくいところは特にありません。</w:t>
@@ -12919,7 +13387,10 @@
         <w:t xml:space="preserve">ぷるののひとこと</w:t>
       </w:r>
       <w:r>
-        <w:t xml:space="preserve"> </w:t>
+        <w:br/>
+      </w:r>
+      <w:r>
+        <w:br/>
       </w:r>
       <w:r>
         <w:t xml:space="preserve">ぼくはこの「最終チェック」をいちばんよく使います。自分で書いて、AIに見てもらって、最後にもう一度自分で読む。三回読むと、だいぶ安心です。</w:t>
@@ -12934,7 +13405,7 @@
     </w:p>
     <w:bookmarkEnd w:id="93"/>
     <w:bookmarkEnd w:id="94"/>
-    <w:bookmarkStart w:id="96" w:name="おわりに"/>
+    <w:bookmarkStart w:id="95" w:name="おわりに"/>
     <w:p>
       <w:pPr>
         <w:pStyle w:val="Heading1"/>
@@ -13030,7 +13501,7 @@
         <w:pStyle w:val="FirstParagraph"/>
       </w:pPr>
       <w:r>
-        <w:t xml:space="preserve">テンプレは、そのまま使っても、少し改造しても大丈夫です。よく使う場面のテンプレは、メモ帳などに自分用にコピーしておくと、次からもっと速くなります。</w:t>
+        <w:t xml:space="preserve">テンプレは、そのまま使っても、少し改造しても大丈夫です。よく使う場面のテンプレは、メモ帳などに自分用にコピーしておくと、次からもっと速くなります。巻末の付録には、テンプレの一覧と、どの場面にも使える「万能の型」、困ったときの「追加の注文」集をまとめました。</w:t>
       </w:r>
     </w:p>
     <w:p>
@@ -13056,7 +13527,17 @@
         <w:t xml:space="preserve">シリーズでは、このあと「議事録・要約編」「PTA・町内会・サークルのお知らせ編」も予定しています。</w:t>
       </w:r>
     </w:p>
-    <w:bookmarkStart w:id="95" w:name="テンプレ一覧"/>
+    <w:bookmarkEnd w:id="95"/>
+    <w:bookmarkStart w:id="99" w:name="付録-すぐ引けるまとめ"/>
+    <w:p>
+      <w:pPr>
+        <w:pStyle w:val="Heading1"/>
+      </w:pPr>
+      <w:r>
+        <w:t xml:space="preserve">付録　すぐ引けるまとめ</w:t>
+      </w:r>
+    </w:p>
+    <w:bookmarkStart w:id="96" w:name="テンプレ一覧"/>
     <w:p>
       <w:pPr>
         <w:pStyle w:val="Heading2"/>
@@ -13065,402 +13546,341 @@
         <w:t xml:space="preserve">テンプレ一覧</w:t>
       </w:r>
     </w:p>
-    <w:tbl>
-      <w:tblPr>
-        <w:tblStyle w:val="Table"/>
-        <w:tblW w:type="pct" w:w="5000"/>
-        <w:tblLook w:firstRow="1" w:lastRow="0" w:firstColumn="0" w:lastColumn="0" w:noHBand="0" w:noVBand="0" w:val="0020"/>
-        <w:jc w:val="start"/>
-      </w:tblPr>
-      <w:tblGrid>
-        <w:gridCol w:w="2640"/>
-        <w:gridCol w:w="2640"/>
-        <w:gridCol w:w="2640"/>
-      </w:tblGrid>
-      <w:tr>
-        <w:trPr>
-          <w:tblHeader w:val="true"/>
-        </w:trPr>
-        <w:tc>
-          <w:tcPr/>
-          <w:p>
-            <w:pPr>
-              <w:pStyle w:val="Compact"/>
-              <w:jc w:val="left"/>
-            </w:pPr>
-            <w:r>
-              <w:t xml:space="preserve">章</w:t>
-            </w:r>
-          </w:p>
-        </w:tc>
-        <w:tc>
-          <w:tcPr/>
-          <w:p>
-            <w:pPr>
-              <w:pStyle w:val="Compact"/>
-              <w:jc w:val="left"/>
-            </w:pPr>
-            <w:r>
-              <w:t xml:space="preserve">番号</w:t>
-            </w:r>
-          </w:p>
-        </w:tc>
-        <w:tc>
-          <w:tcPr/>
-          <w:p>
-            <w:pPr>
-              <w:pStyle w:val="Compact"/>
-              <w:jc w:val="left"/>
-            </w:pPr>
-            <w:r>
-              <w:t xml:space="preserve">テンプレ</w:t>
-            </w:r>
-          </w:p>
-        </w:tc>
-      </w:tr>
-      <w:tr>
-        <w:tc>
-          <w:tcPr/>
-          <w:p>
-            <w:pPr>
-              <w:pStyle w:val="Compact"/>
-              <w:jc w:val="left"/>
-            </w:pPr>
-            <w:r>
-              <w:t xml:space="preserve">お礼</w:t>
-            </w:r>
-          </w:p>
-        </w:tc>
-        <w:tc>
-          <w:tcPr/>
-          <w:p>
-            <w:pPr>
-              <w:pStyle w:val="Compact"/>
-              <w:jc w:val="left"/>
-            </w:pPr>
-            <w:r>
-              <w:t xml:space="preserve">01〜07</w:t>
-            </w:r>
-          </w:p>
-        </w:tc>
-        <w:tc>
-          <w:tcPr/>
-          <w:p>
-            <w:pPr>
-              <w:pStyle w:val="Compact"/>
-              <w:jc w:val="left"/>
-            </w:pPr>
-            <w:r>
-              <w:t xml:space="preserve">打ち合わせ／資料／紹介／社内の手伝い／お祝い／招待／お客さまの問い合わせ</w:t>
-            </w:r>
-          </w:p>
-        </w:tc>
-      </w:tr>
-      <w:tr>
-        <w:tc>
-          <w:tcPr/>
-          <w:p>
-            <w:pPr>
-              <w:pStyle w:val="Compact"/>
-              <w:jc w:val="left"/>
-            </w:pPr>
-            <w:r>
-              <w:t xml:space="preserve">お詫び</w:t>
-            </w:r>
-          </w:p>
-        </w:tc>
-        <w:tc>
-          <w:tcPr/>
-          <w:p>
-            <w:pPr>
-              <w:pStyle w:val="Compact"/>
-              <w:jc w:val="left"/>
-            </w:pPr>
-            <w:r>
-              <w:t xml:space="preserve">08〜14</w:t>
-            </w:r>
-          </w:p>
-        </w:tc>
-        <w:tc>
-          <w:tcPr/>
-          <w:p>
-            <w:pPr>
-              <w:pStyle w:val="Compact"/>
-              <w:jc w:val="left"/>
-            </w:pPr>
-            <w:r>
-              <w:t xml:space="preserve">返信遅れ／訂正／納期遅れ／遅刻・欠席／社外へのミス／社内へのミス／お客さまへの不具合</w:t>
-            </w:r>
-          </w:p>
-        </w:tc>
-      </w:tr>
-      <w:tr>
-        <w:tc>
-          <w:tcPr/>
-          <w:p>
-            <w:pPr>
-              <w:pStyle w:val="Compact"/>
-              <w:jc w:val="left"/>
-            </w:pPr>
-            <w:r>
-              <w:t xml:space="preserve">日程調整</w:t>
-            </w:r>
-          </w:p>
-        </w:tc>
-        <w:tc>
-          <w:tcPr/>
-          <w:p>
-            <w:pPr>
-              <w:pStyle w:val="Compact"/>
-              <w:jc w:val="left"/>
-            </w:pPr>
-            <w:r>
-              <w:t xml:space="preserve">15〜21</w:t>
-            </w:r>
-          </w:p>
-        </w:tc>
-        <w:tc>
-          <w:tcPr/>
-          <w:p>
-            <w:pPr>
-              <w:pStyle w:val="Compact"/>
-              <w:jc w:val="left"/>
-            </w:pPr>
-            <w:r>
-              <w:t xml:space="preserve">候補日を出す／選んで返す／変更のお願い／決定の確認／大人数／返事がないとき／オンライン会議の案内</w:t>
-            </w:r>
-          </w:p>
-        </w:tc>
-      </w:tr>
-      <w:tr>
-        <w:tc>
-          <w:tcPr/>
-          <w:p>
-            <w:pPr>
-              <w:pStyle w:val="Compact"/>
-              <w:jc w:val="left"/>
-            </w:pPr>
-            <w:r>
-              <w:t xml:space="preserve">催促・リマインド</w:t>
-            </w:r>
-          </w:p>
-        </w:tc>
-        <w:tc>
-          <w:tcPr/>
-          <w:p>
-            <w:pPr>
-              <w:pStyle w:val="Compact"/>
-              <w:jc w:val="left"/>
-            </w:pPr>
-            <w:r>
-              <w:t xml:space="preserve">22〜27</w:t>
-            </w:r>
-          </w:p>
-        </w:tc>
-        <w:tc>
-          <w:tcPr/>
-          <w:p>
-            <w:pPr>
-              <w:pStyle w:val="Compact"/>
-              <w:jc w:val="left"/>
-            </w:pPr>
-            <w:r>
-              <w:t xml:space="preserve">やわらかい催促／書類の提出／2回目以降／前日のリマインド／社内の締め切り／お支払い予定の確認</w:t>
-            </w:r>
-          </w:p>
-        </w:tc>
-      </w:tr>
-      <w:tr>
-        <w:tc>
-          <w:tcPr/>
-          <w:p>
-            <w:pPr>
-              <w:pStyle w:val="Compact"/>
-              <w:jc w:val="left"/>
-            </w:pPr>
-            <w:r>
-              <w:t xml:space="preserve">断り</w:t>
-            </w:r>
-          </w:p>
-        </w:tc>
-        <w:tc>
-          <w:tcPr/>
-          <w:p>
-            <w:pPr>
-              <w:pStyle w:val="Compact"/>
-              <w:jc w:val="left"/>
-            </w:pPr>
-            <w:r>
-              <w:t xml:space="preserve">28〜34</w:t>
-            </w:r>
-          </w:p>
-        </w:tc>
-        <w:tc>
-          <w:tcPr/>
-          <w:p>
-            <w:pPr>
-              <w:pStyle w:val="Compact"/>
-              <w:jc w:val="left"/>
-            </w:pPr>
-            <w:r>
-              <w:t xml:space="preserve">依頼／営業／お誘い／条件の変更／社内の頼まれごと／提案・応募の見送り／取り消し</w:t>
-            </w:r>
-          </w:p>
-        </w:tc>
-      </w:tr>
-      <w:tr>
-        <w:tc>
-          <w:tcPr/>
-          <w:p>
-            <w:pPr>
-              <w:pStyle w:val="Compact"/>
-              <w:jc w:val="left"/>
-            </w:pPr>
-            <w:r>
-              <w:t xml:space="preserve">依頼</w:t>
-            </w:r>
-          </w:p>
-        </w:tc>
-        <w:tc>
-          <w:tcPr/>
-          <w:p>
-            <w:pPr>
-              <w:pStyle w:val="Compact"/>
-              <w:jc w:val="left"/>
-            </w:pPr>
-            <w:r>
-              <w:t xml:space="preserve">35〜41</w:t>
-            </w:r>
-          </w:p>
-        </w:tc>
-        <w:tc>
-          <w:tcPr/>
-          <w:p>
-            <w:pPr>
-              <w:pStyle w:val="Compact"/>
-              <w:jc w:val="left"/>
-            </w:pPr>
-            <w:r>
-              <w:t xml:space="preserve">仕事の依頼／資料の送付／チェック／アンケート／急ぎ／内容の変更／引き受けてもらったあと</w:t>
-            </w:r>
-          </w:p>
-        </w:tc>
-      </w:tr>
-      <w:tr>
-        <w:tc>
-          <w:tcPr/>
-          <w:p>
-            <w:pPr>
-              <w:pStyle w:val="Compact"/>
-              <w:jc w:val="left"/>
-            </w:pPr>
-            <w:r>
-              <w:t xml:space="preserve">社内</w:t>
-            </w:r>
-          </w:p>
-        </w:tc>
-        <w:tc>
-          <w:tcPr/>
-          <w:p>
-            <w:pPr>
-              <w:pStyle w:val="Compact"/>
-              <w:jc w:val="left"/>
-            </w:pPr>
-            <w:r>
-              <w:t xml:space="preserve">42〜47</w:t>
-            </w:r>
-          </w:p>
-        </w:tc>
-        <w:tc>
-          <w:tcPr/>
-          <w:p>
-            <w:pPr>
-              <w:pStyle w:val="Compact"/>
-              <w:jc w:val="left"/>
-            </w:pPr>
-            <w:r>
-              <w:t xml:space="preserve">進み具合の報告／トラブルの第一報／休み・不在／引き継ぎ／相談／会議のあとの共有</w:t>
-            </w:r>
-          </w:p>
-        </w:tc>
-      </w:tr>
-      <w:tr>
-        <w:tc>
-          <w:tcPr/>
-          <w:p>
-            <w:pPr>
-              <w:pStyle w:val="Compact"/>
-              <w:jc w:val="left"/>
-            </w:pPr>
-            <w:r>
-              <w:t xml:space="preserve">社外のあいさつ</w:t>
-            </w:r>
-          </w:p>
-        </w:tc>
-        <w:tc>
-          <w:tcPr/>
-          <w:p>
-            <w:pPr>
-              <w:pStyle w:val="Compact"/>
-              <w:jc w:val="left"/>
-            </w:pPr>
-            <w:r>
-              <w:t xml:space="preserve">48〜53</w:t>
-            </w:r>
-          </w:p>
-        </w:tc>
-        <w:tc>
-          <w:tcPr/>
-          <w:p>
-            <w:pPr>
-              <w:pStyle w:val="Compact"/>
-              <w:jc w:val="left"/>
-            </w:pPr>
-            <w:r>
-              <w:t xml:space="preserve">初めての連絡／異動・着任／年末／問い合わせへの答え／添え状／退職</w:t>
-            </w:r>
-          </w:p>
-        </w:tc>
-      </w:tr>
-      <w:tr>
-        <w:tc>
-          <w:tcPr/>
-          <w:p>
-            <w:pPr>
-              <w:pStyle w:val="Compact"/>
-              <w:jc w:val="left"/>
-            </w:pPr>
-            <w:r>
-              <w:t xml:space="preserve">下書きを直す</w:t>
-            </w:r>
-          </w:p>
-        </w:tc>
-        <w:tc>
-          <w:tcPr/>
-          <w:p>
-            <w:pPr>
-              <w:pStyle w:val="Compact"/>
-              <w:jc w:val="left"/>
-            </w:pPr>
-            <w:r>
-              <w:t xml:space="preserve">54〜56</w:t>
-            </w:r>
-          </w:p>
-        </w:tc>
-        <w:tc>
-          <w:tcPr/>
-          <w:p>
-            <w:pPr>
-              <w:pStyle w:val="Compact"/>
-              <w:jc w:val="left"/>
-            </w:pPr>
-            <w:r>
-              <w:t xml:space="preserve">ていねいに直す／短くする／最終チェック</w:t>
-            </w:r>
-          </w:p>
-        </w:tc>
-      </w:tr>
-    </w:tbl>
+    <w:p>
+      <w:pPr>
+        <w:pStyle w:val="FirstParagraph"/>
+      </w:pPr>
+      <w:r>
+        <w:rPr>
+          <w:bCs/>
+          <w:b/>
+        </w:rPr>
+        <w:t xml:space="preserve">お礼（01〜07）</w:t>
+      </w:r>
+      <w:r>
+        <w:t xml:space="preserve">：打ち合わせ／資料／紹介／社内の手伝い／お祝い／招待／お客さまの問い合わせ</w:t>
+      </w:r>
+    </w:p>
+    <w:p>
+      <w:pPr>
+        <w:pStyle w:val="BodyText"/>
+      </w:pPr>
+      <w:r>
+        <w:rPr>
+          <w:bCs/>
+          <w:b/>
+        </w:rPr>
+        <w:t xml:space="preserve">お詫び（08〜14）</w:t>
+      </w:r>
+      <w:r>
+        <w:t xml:space="preserve">：返信遅れ／訂正／納期遅れ／遅刻・欠席／社外へのミス／社内へのミス／お客さまへの不具合</w:t>
+      </w:r>
+    </w:p>
+    <w:p>
+      <w:pPr>
+        <w:pStyle w:val="BodyText"/>
+      </w:pPr>
+      <w:r>
+        <w:rPr>
+          <w:bCs/>
+          <w:b/>
+        </w:rPr>
+        <w:t xml:space="preserve">日程調整（15〜21）</w:t>
+      </w:r>
+      <w:r>
+        <w:t xml:space="preserve">：候補日を出す／選んで返す／変更のお願い／決定の確認／大人数／返事がないとき／オンライン会議の案内</w:t>
+      </w:r>
+    </w:p>
+    <w:p>
+      <w:pPr>
+        <w:pStyle w:val="BodyText"/>
+      </w:pPr>
+      <w:r>
+        <w:rPr>
+          <w:bCs/>
+          <w:b/>
+        </w:rPr>
+        <w:t xml:space="preserve">催促・リマインド（22〜27）</w:t>
+      </w:r>
+      <w:r>
+        <w:t xml:space="preserve">：やわらかい催促／書類の提出／2回目以降／前日のリマインド／社内の締め切り／お支払い予定の確認</w:t>
+      </w:r>
+    </w:p>
+    <w:p>
+      <w:pPr>
+        <w:pStyle w:val="BodyText"/>
+      </w:pPr>
+      <w:r>
+        <w:rPr>
+          <w:bCs/>
+          <w:b/>
+        </w:rPr>
+        <w:t xml:space="preserve">断り（28〜34）</w:t>
+      </w:r>
+      <w:r>
+        <w:t xml:space="preserve">：依頼／営業／お誘い／条件の変更／社内の頼まれごと／提案・応募の見送り／取り消し</w:t>
+      </w:r>
+    </w:p>
+    <w:p>
+      <w:pPr>
+        <w:pStyle w:val="BodyText"/>
+      </w:pPr>
+      <w:r>
+        <w:rPr>
+          <w:bCs/>
+          <w:b/>
+        </w:rPr>
+        <w:t xml:space="preserve">依頼（35〜41）</w:t>
+      </w:r>
+      <w:r>
+        <w:t xml:space="preserve">：仕事の依頼／資料の送付／チェック／アンケート／急ぎ／内容の変更／引き受けてもらったあと</w:t>
+      </w:r>
+    </w:p>
+    <w:p>
+      <w:pPr>
+        <w:pStyle w:val="BodyText"/>
+      </w:pPr>
+      <w:r>
+        <w:rPr>
+          <w:bCs/>
+          <w:b/>
+        </w:rPr>
+        <w:t xml:space="preserve">社内（42〜47）</w:t>
+      </w:r>
+      <w:r>
+        <w:t xml:space="preserve">：進み具合の報告／トラブルの第一報／休み・不在／引き継ぎ／相談／会議のあとの共有</w:t>
+      </w:r>
+    </w:p>
+    <w:p>
+      <w:pPr>
+        <w:pStyle w:val="BodyText"/>
+      </w:pPr>
+      <w:r>
+        <w:rPr>
+          <w:bCs/>
+          <w:b/>
+        </w:rPr>
+        <w:t xml:space="preserve">社外のあいさつ（48〜53）</w:t>
+      </w:r>
+      <w:r>
+        <w:t xml:space="preserve">：初めての連絡／異動・着任／年末／問い合わせへの答え／添え状／退職</w:t>
+      </w:r>
+    </w:p>
+    <w:p>
+      <w:pPr>
+        <w:pStyle w:val="BodyText"/>
+      </w:pPr>
+      <w:r>
+        <w:rPr>
+          <w:bCs/>
+          <w:b/>
+        </w:rPr>
+        <w:t xml:space="preserve">下書きを直す（54〜56）</w:t>
+      </w:r>
+      <w:r>
+        <w:t xml:space="preserve">：ていねいに直す／短くする／最終チェック</w:t>
+      </w:r>
+    </w:p>
+    <w:bookmarkEnd w:id="96"/>
+    <w:bookmarkStart w:id="97" w:name="どの場面にも使える万能の型"/>
+    <w:p>
+      <w:pPr>
+        <w:pStyle w:val="Heading2"/>
+      </w:pPr>
+      <w:r>
+        <w:t xml:space="preserve">どの場面にも使える「万能の型」</w:t>
+      </w:r>
+    </w:p>
+    <w:p>
+      <w:pPr>
+        <w:pStyle w:val="FirstParagraph"/>
+      </w:pPr>
+      <w:r>
+        <w:t xml:space="preserve">ぴったりのテンプレがないときは、第1章の基本1〜4をまとめた、この型を使ってください。</w:t>
+      </w:r>
+    </w:p>
+    <w:p>
+      <w:pPr>
+        <w:pStyle w:val="SourceCode"/>
+      </w:pPr>
+      <w:r>
+        <w:rPr>
+          <w:rStyle w:val="VerbatimChar"/>
+        </w:rPr>
+        <w:t xml:space="preserve">［相手］に送る［メールの種類］を書いてください。</w:t>
+      </w:r>
+      <w:r>
+        <w:br/>
+      </w:r>
+      <w:r>
+        <w:rPr>
+          <w:rStyle w:val="VerbatimChar"/>
+        </w:rPr>
+        <w:t xml:space="preserve">・相手：［名前・関係・社内か社外か］</w:t>
+      </w:r>
+      <w:r>
+        <w:br/>
+      </w:r>
+      <w:r>
+        <w:rPr>
+          <w:rStyle w:val="VerbatimChar"/>
+        </w:rPr>
+        <w:t xml:space="preserve">・用件・起きたこと：［事実を箇条書きで］</w:t>
+      </w:r>
+      <w:r>
+        <w:br/>
+      </w:r>
+      <w:r>
+        <w:rPr>
+          <w:rStyle w:val="VerbatimChar"/>
+        </w:rPr>
+        <w:t xml:space="preserve">・入れてほしいこと：［日付・お願い・次の約束など］</w:t>
+      </w:r>
+      <w:r>
+        <w:br/>
+      </w:r>
+      <w:r>
+        <w:rPr>
+          <w:rStyle w:val="VerbatimChar"/>
+        </w:rPr>
+        <w:t xml:space="preserve">・入れてほしくないこと：［例：言い訳、私が書いていない約束や条件］</w:t>
+      </w:r>
+      <w:r>
+        <w:br/>
+      </w:r>
+      <w:r>
+        <w:rPr>
+          <w:rStyle w:val="VerbatimChar"/>
+        </w:rPr>
+        <w:t xml:space="preserve">件名をつけて、［長さ。例：200字程度］で、［かたさ。例：ていねいだけどかたすぎない］文にしてください。</w:t>
+      </w:r>
+    </w:p>
+    <w:bookmarkEnd w:id="97"/>
+    <w:bookmarkStart w:id="98" w:name="困ったときの追加の注文集"/>
+    <w:p>
+      <w:pPr>
+        <w:pStyle w:val="Heading2"/>
+      </w:pPr>
+      <w:r>
+        <w:t xml:space="preserve">困ったときの「追加の注文」集</w:t>
+      </w:r>
+    </w:p>
+    <w:p>
+      <w:pPr>
+        <w:pStyle w:val="FirstParagraph"/>
+      </w:pPr>
+      <w:r>
+        <w:t xml:space="preserve">出てきた文章が少しちがうときは、同じ会話の続きで、次のように頼んでみてください。</w:t>
+      </w:r>
+    </w:p>
+    <w:p>
+      <w:pPr>
+        <w:numPr>
+          <w:ilvl w:val="0"/>
+          <w:numId w:val="1067"/>
+        </w:numPr>
+        <w:pStyle w:val="Compact"/>
+      </w:pPr>
+      <w:r>
+        <w:t xml:space="preserve">長い → 「もう少し短くして」「3行に減らして」</w:t>
+      </w:r>
+    </w:p>
+    <w:p>
+      <w:pPr>
+        <w:numPr>
+          <w:ilvl w:val="0"/>
+          <w:numId w:val="1067"/>
+        </w:numPr>
+        <w:pStyle w:val="Compact"/>
+      </w:pPr>
+      <w:r>
+        <w:t xml:space="preserve">かたい／やわらかすぎる → 「もう少しやわらかく」「もう一段ていねいに」</w:t>
+      </w:r>
+    </w:p>
+    <w:p>
+      <w:pPr>
+        <w:numPr>
+          <w:ilvl w:val="0"/>
+          <w:numId w:val="1067"/>
+        </w:numPr>
+        <w:pStyle w:val="Compact"/>
+      </w:pPr>
+      <w:r>
+        <w:t xml:space="preserve">お礼やお詫びがくどい → 「お礼の言葉は1回だけにして」「お詫びは最初と最後の2回だけ」</w:t>
+      </w:r>
+    </w:p>
+    <w:p>
+      <w:pPr>
+        <w:numPr>
+          <w:ilvl w:val="0"/>
+          <w:numId w:val="1067"/>
+        </w:numPr>
+        <w:pStyle w:val="Compact"/>
+      </w:pPr>
+      <w:r>
+        <w:t xml:space="preserve">言っていないことが入った → 「私が書いていないことは消して」</w:t>
+      </w:r>
+    </w:p>
+    <w:p>
+      <w:pPr>
+        <w:numPr>
+          <w:ilvl w:val="0"/>
+          <w:numId w:val="1067"/>
+        </w:numPr>
+        <w:pStyle w:val="Compact"/>
+      </w:pPr>
+      <w:r>
+        <w:t xml:space="preserve">約束が増えた → 「最後の一文はなしで」「『改めてご連絡』は消して」</w:t>
+      </w:r>
+    </w:p>
+    <w:p>
+      <w:pPr>
+        <w:numPr>
+          <w:ilvl w:val="0"/>
+          <w:numId w:val="1067"/>
+        </w:numPr>
+        <w:pStyle w:val="Compact"/>
+      </w:pPr>
+      <w:r>
+        <w:t xml:space="preserve">理由をぼかしたい → 「理由は『私用のため』として」</w:t>
+      </w:r>
+    </w:p>
+    <w:p>
+      <w:pPr>
+        <w:numPr>
+          <w:ilvl w:val="0"/>
+          <w:numId w:val="1067"/>
+        </w:numPr>
+        <w:pStyle w:val="Compact"/>
+      </w:pPr>
+      <w:r>
+        <w:t xml:space="preserve">件名に迷う → 「件名を3つ考えて」</w:t>
+      </w:r>
+    </w:p>
+    <w:p>
+      <w:pPr>
+        <w:numPr>
+          <w:ilvl w:val="0"/>
+          <w:numId w:val="1067"/>
+        </w:numPr>
+        <w:pStyle w:val="Compact"/>
+      </w:pPr>
+      <w:r>
+        <w:t xml:space="preserve">自分の名前がない → 「最後に署名として［会社名・名前］を入れて」</w:t>
+      </w:r>
+    </w:p>
+    <w:p>
+      <w:pPr>
+        <w:numPr>
+          <w:ilvl w:val="0"/>
+          <w:numId w:val="1067"/>
+        </w:numPr>
+        <w:pStyle w:val="Compact"/>
+      </w:pPr>
+      <w:r>
+        <w:t xml:space="preserve">送る前に確かめたい → テンプレ56の「最終チェック」へ</w:t>
+      </w:r>
+    </w:p>
     <w:p>
       <w:r>
         <w:pict>
@@ -13496,8 +13916,8 @@
         <w:t xml:space="preserve">この本は、AIが企画・執筆し、表紙もAIがプログラムで作成しました。出力例はAIが実際に出した文章の一例で、同じ頼み方でも結果は毎回変わります。出力例に登場する会社名・人名などはすべて架空のものです。</w:t>
       </w:r>
     </w:p>
-    <w:bookmarkEnd w:id="95"/>
-    <w:bookmarkEnd w:id="96"/>
+    <w:bookmarkEnd w:id="98"/>
+    <w:bookmarkEnd w:id="99"/>
     <w:sectPr/>
   </w:body>
 </w:document>
@@ -14046,6 +14466,9 @@
     <w:lvlOverride w:ilvl="8">
       <w:startOverride w:val="1"/>
     </w:lvlOverride>
+  </w:num>
+  <w:num w:numId="1067">
+    <w:abstractNumId w:val="991"/>
   </w:num>
 </w:numbering>
 </file>

--- a/products/kindle/vol1_email/manuscript.docx
+++ b/products/kindle/vol1_email/manuscript.docx
@@ -44,13 +44,60 @@
         </w:p>
       </w:sdtContent>
     </w:sdt>
-    <w:bookmarkStart w:id="20" w:name="この本について"/>
+    <w:bookmarkStart w:id="23" w:name="この本について"/>
     <w:p>
       <w:pPr>
         <w:pStyle w:val="Heading1"/>
       </w:pPr>
       <w:r>
         <w:t xml:space="preserve">この本について</w:t>
+      </w:r>
+    </w:p>
+    <w:p>
+      <w:pPr>
+        <w:pStyle w:val="FirstParagraph"/>
+      </w:pPr>
+      <w:r>
+        <w:drawing>
+          <wp:inline>
+            <wp:extent cx="5080000" cy="5080000"/>
+            <wp:effectExtent b="0" l="0" r="0" t="0"/>
+            <wp:docPr descr="ぷるの" title="" id="21" name="Picture"/>
+            <a:graphic>
+              <a:graphicData uri="http://schemas.openxmlformats.org/drawingml/2006/picture">
+                <pic:pic>
+                  <pic:nvPicPr>
+                    <pic:cNvPr descr="/home/user/ai-sns-company/products/kindle/_style/chara/puruno_normal.png" id="22" name="Picture"/>
+                    <pic:cNvPicPr>
+                      <a:picLocks noChangeArrowheads="1" noChangeAspect="1"/>
+                    </pic:cNvPicPr>
+                  </pic:nvPicPr>
+                  <pic:blipFill>
+                    <a:blip r:embed="rId20"/>
+                    <a:stretch>
+                      <a:fillRect/>
+                    </a:stretch>
+                  </pic:blipFill>
+                  <pic:spPr bwMode="auto">
+                    <a:xfrm>
+                      <a:off x="0" y="0"/>
+                      <a:ext cx="5080000" cy="5080000"/>
+                    </a:xfrm>
+                    <a:prstGeom prst="rect">
+                      <a:avLst/>
+                    </a:prstGeom>
+                    <a:noFill/>
+                    <a:ln w="9525">
+                      <a:noFill/>
+                      <a:headEnd/>
+                      <a:tailEnd/>
+                    </a:ln>
+                  </pic:spPr>
+                </pic:pic>
+              </a:graphicData>
+            </a:graphic>
+          </wp:inline>
+        </w:drawing>
       </w:r>
     </w:p>
     <w:p>
@@ -139,8 +186,8 @@
         <w:t xml:space="preserve">日付・金額・名前・約束した内容は、AIがまちがえることがあります。</w:t>
       </w:r>
     </w:p>
-    <w:bookmarkEnd w:id="20"/>
-    <w:bookmarkStart w:id="21" w:name="はじめに-ぷるのがご案内します"/>
+    <w:bookmarkEnd w:id="23"/>
+    <w:bookmarkStart w:id="26" w:name="はじめに-ぷるのがご案内します"/>
     <w:p>
       <w:pPr>
         <w:pStyle w:val="Heading1"/>
@@ -152,6 +199,53 @@
     <w:p>
       <w:pPr>
         <w:pStyle w:val="FirstParagraph"/>
+      </w:pPr>
+      <w:r>
+        <w:drawing>
+          <wp:inline>
+            <wp:extent cx="5080000" cy="5080000"/>
+            <wp:effectExtent b="0" l="0" r="0" t="0"/>
+            <wp:docPr descr="ぷるの" title="" id="24" name="Picture"/>
+            <a:graphic>
+              <a:graphicData uri="http://schemas.openxmlformats.org/drawingml/2006/picture">
+                <pic:pic>
+                  <pic:nvPicPr>
+                    <pic:cNvPr descr="/home/user/ai-sns-company/products/kindle/_style/chara/puruno_normal.png" id="25" name="Picture"/>
+                    <pic:cNvPicPr>
+                      <a:picLocks noChangeArrowheads="1" noChangeAspect="1"/>
+                    </pic:cNvPicPr>
+                  </pic:nvPicPr>
+                  <pic:blipFill>
+                    <a:blip r:embed="rId20"/>
+                    <a:stretch>
+                      <a:fillRect/>
+                    </a:stretch>
+                  </pic:blipFill>
+                  <pic:spPr bwMode="auto">
+                    <a:xfrm>
+                      <a:off x="0" y="0"/>
+                      <a:ext cx="5080000" cy="5080000"/>
+                    </a:xfrm>
+                    <a:prstGeom prst="rect">
+                      <a:avLst/>
+                    </a:prstGeom>
+                    <a:noFill/>
+                    <a:ln w="9525">
+                      <a:noFill/>
+                      <a:headEnd/>
+                      <a:tailEnd/>
+                    </a:ln>
+                  </pic:spPr>
+                </pic:pic>
+              </a:graphicData>
+            </a:graphic>
+          </wp:inline>
+        </w:drawing>
+      </w:r>
+    </w:p>
+    <w:p>
+      <w:pPr>
+        <w:pStyle w:val="BodyText"/>
       </w:pPr>
       <w:r>
         <w:t xml:space="preserve">こんにちは。スライムの</w:t>
@@ -350,8 +444,8 @@
         </w:pict>
       </w:r>
     </w:p>
-    <w:bookmarkEnd w:id="21"/>
-    <w:bookmarkStart w:id="29" w:name="第1章-aiへの頼み方の基本"/>
+    <w:bookmarkEnd w:id="26"/>
+    <w:bookmarkStart w:id="37" w:name="第1章-aiへの頼み方の基本"/>
     <w:p>
       <w:pPr>
         <w:pStyle w:val="Heading1"/>
@@ -365,10 +459,57 @@
         <w:pStyle w:val="FirstParagraph"/>
       </w:pPr>
       <w:r>
+        <w:drawing>
+          <wp:inline>
+            <wp:extent cx="5080000" cy="5080000"/>
+            <wp:effectExtent b="0" l="0" r="0" t="0"/>
+            <wp:docPr descr="ぷるの" title="" id="28" name="Picture"/>
+            <a:graphic>
+              <a:graphicData uri="http://schemas.openxmlformats.org/drawingml/2006/picture">
+                <pic:pic>
+                  <pic:nvPicPr>
+                    <pic:cNvPr descr="/home/user/ai-sns-company/products/kindle/_style/chara/puruno_idea.png" id="29" name="Picture"/>
+                    <pic:cNvPicPr>
+                      <a:picLocks noChangeArrowheads="1" noChangeAspect="1"/>
+                    </pic:cNvPicPr>
+                  </pic:nvPicPr>
+                  <pic:blipFill>
+                    <a:blip r:embed="rId27"/>
+                    <a:stretch>
+                      <a:fillRect/>
+                    </a:stretch>
+                  </pic:blipFill>
+                  <pic:spPr bwMode="auto">
+                    <a:xfrm>
+                      <a:off x="0" y="0"/>
+                      <a:ext cx="5080000" cy="5080000"/>
+                    </a:xfrm>
+                    <a:prstGeom prst="rect">
+                      <a:avLst/>
+                    </a:prstGeom>
+                    <a:noFill/>
+                    <a:ln w="9525">
+                      <a:noFill/>
+                      <a:headEnd/>
+                      <a:tailEnd/>
+                    </a:ln>
+                  </pic:spPr>
+                </pic:pic>
+              </a:graphicData>
+            </a:graphic>
+          </wp:inline>
+        </w:drawing>
+      </w:r>
+    </w:p>
+    <w:p>
+      <w:pPr>
+        <w:pStyle w:val="BodyText"/>
+      </w:pPr>
+      <w:r>
         <w:t xml:space="preserve">テンプレに入る前に、どの場面でも使える「頼み方の基本」を5つだけ覚えておきましょう。この5つがわかると、テンプレを自分で改造できるようになります。</w:t>
       </w:r>
     </w:p>
-    <w:bookmarkStart w:id="22" w:name="基本1-だれに送るかを書く"/>
+    <w:bookmarkStart w:id="30" w:name="基本1-だれに送るかを書く"/>
     <w:p>
       <w:pPr>
         <w:pStyle w:val="Heading2"/>
@@ -429,8 +570,8 @@
         <w:t xml:space="preserve">この3つを書くだけで、敬語の強さがちょうどよくなります。</w:t>
       </w:r>
     </w:p>
-    <w:bookmarkEnd w:id="22"/>
-    <w:bookmarkStart w:id="23" w:name="基本2-何があったかを事実で書く"/>
+    <w:bookmarkEnd w:id="30"/>
+    <w:bookmarkStart w:id="31" w:name="基本2-何があったかを事実で書く"/>
     <w:p>
       <w:pPr>
         <w:pStyle w:val="Heading2"/>
@@ -501,8 +642,8 @@
         <w:t xml:space="preserve">ので、事実はこちらから渡すのが安全です。</w:t>
       </w:r>
     </w:p>
-    <w:bookmarkEnd w:id="23"/>
-    <w:bookmarkStart w:id="24" w:name="基本3-入れてほしいこと入れてほしくないことを書く"/>
+    <w:bookmarkEnd w:id="31"/>
+    <w:bookmarkStart w:id="32" w:name="基本3-入れてほしいこと入れてほしくないことを書く"/>
     <w:p>
       <w:pPr>
         <w:pStyle w:val="Heading2"/>
@@ -543,8 +684,8 @@
         <w:t xml:space="preserve">「〜は書かないで」と言うのも、立派な頼み方です。</w:t>
       </w:r>
     </w:p>
-    <w:bookmarkEnd w:id="24"/>
-    <w:bookmarkStart w:id="25" w:name="基本4-長さとかたさを決める"/>
+    <w:bookmarkEnd w:id="32"/>
+    <w:bookmarkStart w:id="33" w:name="基本4-長さとかたさを決める"/>
     <w:p>
       <w:pPr>
         <w:pStyle w:val="Heading2"/>
@@ -585,8 +726,8 @@
         <w:t xml:space="preserve">何も言わないと、AIは長めで、かための文章を出しがちです。</w:t>
       </w:r>
     </w:p>
-    <w:bookmarkEnd w:id="25"/>
-    <w:bookmarkStart w:id="26" w:name="基本5-1回で完成させようとしない"/>
+    <w:bookmarkEnd w:id="33"/>
+    <w:bookmarkStart w:id="34" w:name="基本5-1回で完成させようとしない"/>
     <w:p>
       <w:pPr>
         <w:pStyle w:val="Heading2"/>
@@ -669,8 +810,8 @@
         <w:t xml:space="preserve">同じ会話（チャット）の中なら、AIは前のやりとりをふまえて答えてくれるので、少しずつ直していけます。新しい会話を始めると前の内容は引きつがれないことがあるので、直すときは同じ会話の続きで頼みましょう。</w:t>
       </w:r>
     </w:p>
-    <w:bookmarkEnd w:id="26"/>
-    <w:bookmarkStart w:id="27" w:name="安全のための3つの約束"/>
+    <w:bookmarkEnd w:id="34"/>
+    <w:bookmarkStart w:id="35" w:name="安全のための3つの約束"/>
     <w:p>
       <w:pPr>
         <w:pStyle w:val="Heading2"/>
@@ -753,8 +894,8 @@
         <w:t xml:space="preserve">AIの文章はたたき台です。送るボタンを押すのは、あなたです。</w:t>
       </w:r>
     </w:p>
-    <w:bookmarkEnd w:id="27"/>
-    <w:bookmarkStart w:id="28" w:name="この本のテンプレの読み方"/>
+    <w:bookmarkEnd w:id="35"/>
+    <w:bookmarkStart w:id="36" w:name="この本のテンプレの読み方"/>
     <w:p>
       <w:pPr>
         <w:pStyle w:val="Heading2"/>
@@ -883,9 +1024,9 @@
         </w:pict>
       </w:r>
     </w:p>
-    <w:bookmarkEnd w:id="28"/>
-    <w:bookmarkEnd w:id="29"/>
-    <w:bookmarkStart w:id="37" w:name="第2章-お礼のメール"/>
+    <w:bookmarkEnd w:id="36"/>
+    <w:bookmarkEnd w:id="37"/>
+    <w:bookmarkStart w:id="48" w:name="第2章-お礼のメール"/>
     <w:p>
       <w:pPr>
         <w:pStyle w:val="Heading1"/>
@@ -899,6 +1040,53 @@
         <w:pStyle w:val="FirstParagraph"/>
       </w:pPr>
       <w:r>
+        <w:drawing>
+          <wp:inline>
+            <wp:extent cx="5080000" cy="5080000"/>
+            <wp:effectExtent b="0" l="0" r="0" t="0"/>
+            <wp:docPr descr="ぷるの" title="" id="39" name="Picture"/>
+            <a:graphic>
+              <a:graphicData uri="http://schemas.openxmlformats.org/drawingml/2006/picture">
+                <pic:pic>
+                  <pic:nvPicPr>
+                    <pic:cNvPr descr="/home/user/ai-sns-company/products/kindle/_style/chara/puruno_cheer.png" id="40" name="Picture"/>
+                    <pic:cNvPicPr>
+                      <a:picLocks noChangeArrowheads="1" noChangeAspect="1"/>
+                    </pic:cNvPicPr>
+                  </pic:nvPicPr>
+                  <pic:blipFill>
+                    <a:blip r:embed="rId38"/>
+                    <a:stretch>
+                      <a:fillRect/>
+                    </a:stretch>
+                  </pic:blipFill>
+                  <pic:spPr bwMode="auto">
+                    <a:xfrm>
+                      <a:off x="0" y="0"/>
+                      <a:ext cx="5080000" cy="5080000"/>
+                    </a:xfrm>
+                    <a:prstGeom prst="rect">
+                      <a:avLst/>
+                    </a:prstGeom>
+                    <a:noFill/>
+                    <a:ln w="9525">
+                      <a:noFill/>
+                      <a:headEnd/>
+                      <a:tailEnd/>
+                    </a:ln>
+                  </pic:spPr>
+                </pic:pic>
+              </a:graphicData>
+            </a:graphic>
+          </wp:inline>
+        </w:drawing>
+      </w:r>
+    </w:p>
+    <w:p>
+      <w:pPr>
+        <w:pStyle w:val="BodyText"/>
+      </w:pPr>
+      <w:r>
         <w:t xml:space="preserve">お礼のメールは「早く・具体的に」が大事とよく言われます。AIに頼むときも、</w:t>
       </w:r>
       <w:r>
@@ -912,7 +1100,7 @@
         <w:t xml:space="preserve">を具体的に書くのがいちばんのコツです。</w:t>
       </w:r>
     </w:p>
-    <w:bookmarkStart w:id="30" w:name="テンプレ01-打ち合わせのお礼社外"/>
+    <w:bookmarkStart w:id="41" w:name="テンプレ01-打ち合わせのお礼社外"/>
     <w:p>
       <w:pPr>
         <w:pStyle w:val="Heading2"/>
@@ -1141,8 +1329,8 @@
         <w:t xml:space="preserve">「大変助かりました」が軽く見える相手なら → 「お礼の部分をもう一段ていねいに」と頼みます。</w:t>
       </w:r>
     </w:p>
-    <w:bookmarkEnd w:id="30"/>
-    <w:bookmarkStart w:id="31" w:name="テンプレ02-資料を送ってもらったお礼"/>
+    <w:bookmarkEnd w:id="41"/>
+    <w:bookmarkStart w:id="42" w:name="テンプレ02-資料を送ってもらったお礼"/>
     <w:p>
       <w:pPr>
         <w:pStyle w:val="Heading2"/>
@@ -1332,8 +1520,8 @@
         <w:t xml:space="preserve">「取り急ぎ」を使いたくない → 「『取り急ぎ』を使わない言い方にして」と頼みます。相手によっては気にする人もいるので、言いかえの候補を聞いてもいいです。</w:t>
       </w:r>
     </w:p>
-    <w:bookmarkEnd w:id="31"/>
-    <w:bookmarkStart w:id="32" w:name="テンプレ03-紹介してもらったお礼"/>
+    <w:bookmarkEnd w:id="42"/>
+    <w:bookmarkStart w:id="43" w:name="テンプレ03-紹介してもらったお礼"/>
     <w:p>
       <w:pPr>
         <w:pStyle w:val="Heading2"/>
@@ -1541,8 +1729,8 @@
         <w:t xml:space="preserve">ことがあります。本当にやるつもりがなければ消してもらいましょう。</w:t>
       </w:r>
     </w:p>
-    <w:bookmarkEnd w:id="32"/>
-    <w:bookmarkStart w:id="33" w:name="テンプレ04-手伝ってもらったお礼社内"/>
+    <w:bookmarkEnd w:id="43"/>
+    <w:bookmarkStart w:id="44" w:name="テンプレ04-手伝ってもらったお礼社内"/>
     <w:p>
       <w:pPr>
         <w:pStyle w:val="Heading2"/>
@@ -1723,8 +1911,8 @@
         <w:t xml:space="preserve">「ぜひお手伝いさせてください」が大げさに感じたら → 「最後の一文はなしで」と消せます。</w:t>
       </w:r>
     </w:p>
-    <w:bookmarkEnd w:id="33"/>
-    <w:bookmarkStart w:id="34" w:name="テンプレ05-お祝いへのお礼昇進異動など"/>
+    <w:bookmarkEnd w:id="44"/>
+    <w:bookmarkStart w:id="45" w:name="テンプレ05-お祝いへのお礼昇進異動など"/>
     <w:p>
       <w:pPr>
         <w:pStyle w:val="Heading2"/>
@@ -1924,8 +2112,8 @@
         <w:t xml:space="preserve">抱負がかたい → 「抱負の部分を、自分の言葉っぽく、少しくだけた感じに」と頼みます。</w:t>
       </w:r>
     </w:p>
-    <w:bookmarkEnd w:id="34"/>
-    <w:bookmarkStart w:id="35" w:name="テンプレ06-食事やイベントに招いてもらったお礼"/>
+    <w:bookmarkEnd w:id="45"/>
+    <w:bookmarkStart w:id="46" w:name="テンプレ06-食事やイベントに招いてもらったお礼"/>
     <w:p>
       <w:pPr>
         <w:pStyle w:val="Heading2"/>
@@ -2142,8 +2330,8 @@
         <w:t xml:space="preserve">どの会でも同じような文になる → 「印象に残ったこと」をもっと具体的に書くと、その人だけのメールになります。</w:t>
       </w:r>
     </w:p>
-    <w:bookmarkEnd w:id="35"/>
-    <w:bookmarkStart w:id="36" w:name="テンプレ07-問い合わせへの返信でのお礼お客さま向け"/>
+    <w:bookmarkEnd w:id="46"/>
+    <w:bookmarkStart w:id="47" w:name="テンプレ07-問い合わせへの返信でのお礼お客さま向け"/>
     <w:p>
       <w:pPr>
         <w:pStyle w:val="Heading2"/>
@@ -2351,9 +2539,9 @@
         </w:pict>
       </w:r>
     </w:p>
-    <w:bookmarkEnd w:id="36"/>
-    <w:bookmarkEnd w:id="37"/>
-    <w:bookmarkStart w:id="45" w:name="第3章-お詫びのメール"/>
+    <w:bookmarkEnd w:id="47"/>
+    <w:bookmarkEnd w:id="48"/>
+    <w:bookmarkStart w:id="58" w:name="第3章-お詫びのメール"/>
     <w:p>
       <w:pPr>
         <w:pStyle w:val="Heading1"/>
@@ -2367,6 +2555,53 @@
         <w:pStyle w:val="FirstParagraph"/>
       </w:pPr>
       <w:r>
+        <w:drawing>
+          <wp:inline>
+            <wp:extent cx="5080000" cy="5080000"/>
+            <wp:effectExtent b="0" l="0" r="0" t="0"/>
+            <wp:docPr descr="ぷるの" title="" id="49" name="Picture"/>
+            <a:graphic>
+              <a:graphicData uri="http://schemas.openxmlformats.org/drawingml/2006/picture">
+                <pic:pic>
+                  <pic:nvPicPr>
+                    <pic:cNvPr descr="/home/user/ai-sns-company/products/kindle/_style/chara/puruno_normal.png" id="50" name="Picture"/>
+                    <pic:cNvPicPr>
+                      <a:picLocks noChangeArrowheads="1" noChangeAspect="1"/>
+                    </pic:cNvPicPr>
+                  </pic:nvPicPr>
+                  <pic:blipFill>
+                    <a:blip r:embed="rId20"/>
+                    <a:stretch>
+                      <a:fillRect/>
+                    </a:stretch>
+                  </pic:blipFill>
+                  <pic:spPr bwMode="auto">
+                    <a:xfrm>
+                      <a:off x="0" y="0"/>
+                      <a:ext cx="5080000" cy="5080000"/>
+                    </a:xfrm>
+                    <a:prstGeom prst="rect">
+                      <a:avLst/>
+                    </a:prstGeom>
+                    <a:noFill/>
+                    <a:ln w="9525">
+                      <a:noFill/>
+                      <a:headEnd/>
+                      <a:tailEnd/>
+                    </a:ln>
+                  </pic:spPr>
+                </pic:pic>
+              </a:graphicData>
+            </a:graphic>
+          </wp:inline>
+        </w:drawing>
+      </w:r>
+    </w:p>
+    <w:p>
+      <w:pPr>
+        <w:pStyle w:val="BodyText"/>
+      </w:pPr>
+      <w:r>
         <w:t xml:space="preserve">お詫びは、いちばんAIに頼みたくなる場面かもしれません。ただし、</w:t>
       </w:r>
       <w:r>
@@ -2380,7 +2615,7 @@
         <w:t xml:space="preserve">は、自分で決めてからAIに渡しましょう。AIは事情を知らないので、そこを任せると、ふわっとしたお詫びになります。</w:t>
       </w:r>
     </w:p>
-    <w:bookmarkStart w:id="38" w:name="テンプレ08-返信が遅れたお詫び"/>
+    <w:bookmarkStart w:id="51" w:name="テンプレ08-返信が遅れたお詫び"/>
     <w:p>
       <w:pPr>
         <w:pStyle w:val="Heading2"/>
@@ -2577,8 +2812,8 @@
         <w:t xml:space="preserve">最後の「書類などがございましたら」は、AIが気をきかせて足した部分です。いらなければ消してもらいます。</w:t>
       </w:r>
     </w:p>
-    <w:bookmarkEnd w:id="38"/>
-    <w:bookmarkStart w:id="39" w:name="テンプレ09-まちがった内容を送ってしまったお詫び訂正"/>
+    <w:bookmarkEnd w:id="51"/>
+    <w:bookmarkStart w:id="52" w:name="テンプレ09-まちがった内容を送ってしまったお詫び訂正"/>
     <w:p>
       <w:pPr>
         <w:pStyle w:val="Heading2"/>
@@ -2802,8 +3037,8 @@
         <w:t xml:space="preserve">「誤」「正」の並べ方を表にしたい → 「誤と正を表の形で」と頼むこともできますが、メールでは表がくずれることがあるので、行を分けるほうが安全です。</w:t>
       </w:r>
     </w:p>
-    <w:bookmarkEnd w:id="39"/>
-    <w:bookmarkStart w:id="40" w:name="テンプレ10-納期締め切りに遅れるお詫び"/>
+    <w:bookmarkEnd w:id="52"/>
+    <w:bookmarkStart w:id="53" w:name="テンプレ10-納期締め切りに遅れるお詫び"/>
     <w:p>
       <w:pPr>
         <w:pStyle w:val="Heading2"/>
@@ -3019,8 +3254,8 @@
         <w:t xml:space="preserve">だけを書きましょう。AIは書いた日付をそのまま約束として書きます。</w:t>
       </w:r>
     </w:p>
-    <w:bookmarkEnd w:id="40"/>
-    <w:bookmarkStart w:id="41" w:name="テンプレ11-会議に遅刻欠席したお詫び"/>
+    <w:bookmarkEnd w:id="53"/>
+    <w:bookmarkStart w:id="54" w:name="テンプレ11-会議に遅刻欠席したお詫び"/>
     <w:p>
       <w:pPr>
         <w:pStyle w:val="Heading2"/>
@@ -3220,8 +3455,8 @@
         <w:t xml:space="preserve">社外の会議なら → 相手を社外にして「ていねいな言葉で」と変えるだけで、そのまま使えます。</w:t>
       </w:r>
     </w:p>
-    <w:bookmarkEnd w:id="41"/>
-    <w:bookmarkStart w:id="42" w:name="テンプレ12-こちらのミスで迷惑をかけたお詫び社外"/>
+    <w:bookmarkEnd w:id="54"/>
+    <w:bookmarkStart w:id="55" w:name="テンプレ12-こちらのミスで迷惑をかけたお詫び社外"/>
     <w:p>
       <w:pPr>
         <w:pStyle w:val="Heading2"/>
@@ -3426,8 +3661,8 @@
         <w:t xml:space="preserve">原因がまだわからないときは、原因の行を「調査中。わかり次第連絡する」にして渡しましょう。AIに原因を考えさせないでください。</w:t>
       </w:r>
     </w:p>
-    <w:bookmarkEnd w:id="42"/>
-    <w:bookmarkStart w:id="43" w:name="テンプレ13-社内でのお詫び上司同僚へ"/>
+    <w:bookmarkEnd w:id="55"/>
+    <w:bookmarkStart w:id="56" w:name="テンプレ13-社内でのお詫び上司同僚へ"/>
     <w:p>
       <w:pPr>
         <w:pStyle w:val="Heading2"/>
@@ -3626,8 +3861,8 @@
         <w:t xml:space="preserve">謝りすぎて重い → 「もう少しさっぱりと」と頼むと、文が減ります。</w:t>
       </w:r>
     </w:p>
-    <w:bookmarkEnd w:id="43"/>
-    <w:bookmarkStart w:id="44" w:name="テンプレ14-お客さまへのお詫びサービスの不具合など"/>
+    <w:bookmarkEnd w:id="56"/>
+    <w:bookmarkStart w:id="57" w:name="テンプレ14-お客さまへのお詫びサービスの不具合など"/>
     <w:p>
       <w:pPr>
         <w:pStyle w:val="Heading2"/>
@@ -3862,9 +4097,9 @@
         </w:pict>
       </w:r>
     </w:p>
-    <w:bookmarkEnd w:id="44"/>
-    <w:bookmarkEnd w:id="45"/>
-    <w:bookmarkStart w:id="53" w:name="第4章-日程調整のメール"/>
+    <w:bookmarkEnd w:id="57"/>
+    <w:bookmarkEnd w:id="58"/>
+    <w:bookmarkStart w:id="68" w:name="第4章-日程調整のメール"/>
     <w:p>
       <w:pPr>
         <w:pStyle w:val="Heading1"/>
@@ -3878,6 +4113,53 @@
         <w:pStyle w:val="FirstParagraph"/>
       </w:pPr>
       <w:r>
+        <w:drawing>
+          <wp:inline>
+            <wp:extent cx="5080000" cy="5080000"/>
+            <wp:effectExtent b="0" l="0" r="0" t="0"/>
+            <wp:docPr descr="ぷるの" title="" id="59" name="Picture"/>
+            <a:graphic>
+              <a:graphicData uri="http://schemas.openxmlformats.org/drawingml/2006/picture">
+                <pic:pic>
+                  <pic:nvPicPr>
+                    <pic:cNvPr descr="/home/user/ai-sns-company/products/kindle/_style/chara/puruno_idea.png" id="60" name="Picture"/>
+                    <pic:cNvPicPr>
+                      <a:picLocks noChangeArrowheads="1" noChangeAspect="1"/>
+                    </pic:cNvPicPr>
+                  </pic:nvPicPr>
+                  <pic:blipFill>
+                    <a:blip r:embed="rId27"/>
+                    <a:stretch>
+                      <a:fillRect/>
+                    </a:stretch>
+                  </pic:blipFill>
+                  <pic:spPr bwMode="auto">
+                    <a:xfrm>
+                      <a:off x="0" y="0"/>
+                      <a:ext cx="5080000" cy="5080000"/>
+                    </a:xfrm>
+                    <a:prstGeom prst="rect">
+                      <a:avLst/>
+                    </a:prstGeom>
+                    <a:noFill/>
+                    <a:ln w="9525">
+                      <a:noFill/>
+                      <a:headEnd/>
+                      <a:tailEnd/>
+                    </a:ln>
+                  </pic:spPr>
+                </pic:pic>
+              </a:graphicData>
+            </a:graphic>
+          </wp:inline>
+        </w:drawing>
+      </w:r>
+    </w:p>
+    <w:p>
+      <w:pPr>
+        <w:pStyle w:val="BodyText"/>
+      </w:pPr>
+      <w:r>
         <w:t xml:space="preserve">日程調整は、</w:t>
       </w:r>
       <w:r>
@@ -3891,7 +4173,7 @@
         <w:t xml:space="preserve">がいちばん起きやすい場面です。AIに頼むときは、候補日を曜日つきで自分で書き、出てきた文章の日付を必ず見くらべましょう。</w:t>
       </w:r>
     </w:p>
-    <w:bookmarkStart w:id="46" w:name="テンプレ15-こちらから候補日を出す"/>
+    <w:bookmarkStart w:id="61" w:name="テンプレ15-こちらから候補日を出す"/>
     <w:p>
       <w:pPr>
         <w:pStyle w:val="Heading2"/>
@@ -4133,8 +4415,8 @@
         <w:t xml:space="preserve">オンライン会議のURLをいつ送るかも書きたい → 「日程が決まったら会議のURLを送る、と入れて」と追加します。</w:t>
       </w:r>
     </w:p>
-    <w:bookmarkEnd w:id="46"/>
-    <w:bookmarkStart w:id="47" w:name="テンプレ16-相手の候補日から選んで返事をする"/>
+    <w:bookmarkEnd w:id="61"/>
+    <w:bookmarkStart w:id="62" w:name="テンプレ16-相手の候補日から選んで返事をする"/>
     <w:p>
       <w:pPr>
         <w:pStyle w:val="Heading2"/>
@@ -4324,8 +4606,8 @@
         <w:t xml:space="preserve">「でお願いできますでしょうか」が回りくどい → 「『で決めさせてください』くらいの言い方に」と言いかえてもらえます。</w:t>
       </w:r>
     </w:p>
-    <w:bookmarkEnd w:id="47"/>
-    <w:bookmarkStart w:id="48" w:name="テンプレ17-日程を変更してほしいとお願いする"/>
+    <w:bookmarkEnd w:id="62"/>
+    <w:bookmarkStart w:id="63" w:name="テンプレ17-日程を変更してほしいとお願いする"/>
     <w:p>
       <w:pPr>
         <w:pStyle w:val="Heading2"/>
@@ -4557,8 +4839,8 @@
         <w:t xml:space="preserve">相手が目上で、とても大事な打ち合わせ → 「相手は先方の役員です。よりていねいに」と書くと、お詫びが一段重くなります。</w:t>
       </w:r>
     </w:p>
-    <w:bookmarkEnd w:id="48"/>
-    <w:bookmarkStart w:id="49" w:name="テンプレ18-日程が決まったことの確認メール"/>
+    <w:bookmarkEnd w:id="63"/>
+    <w:bookmarkStart w:id="64" w:name="テンプレ18-日程が決まったことの確認メール"/>
     <w:p>
       <w:pPr>
         <w:pStyle w:val="Heading2"/>
@@ -4800,8 +5082,8 @@
         <w:t xml:space="preserve">相手の参加者がわからない → 「先方の参加者を教えてほしい、と一行入れて」と頼めます。</w:t>
       </w:r>
     </w:p>
-    <w:bookmarkEnd w:id="49"/>
-    <w:bookmarkStart w:id="50" w:name="テンプレ19-大人数の日程調整のお願い社内"/>
+    <w:bookmarkEnd w:id="64"/>
+    <w:bookmarkStart w:id="65" w:name="テンプレ19-大人数の日程調整のお願い社内"/>
     <w:p>
       <w:pPr>
         <w:pStyle w:val="Heading2"/>
@@ -5016,8 +5298,8 @@
         <w:t xml:space="preserve">「いちばん多くの人が〜」はAIが足した決め方です。決め方がちがえば書きかえます。</w:t>
       </w:r>
     </w:p>
-    <w:bookmarkEnd w:id="50"/>
-    <w:bookmarkStart w:id="51" w:name="テンプレ20-返事がない日程調整をもう一度送る"/>
+    <w:bookmarkEnd w:id="65"/>
+    <w:bookmarkStart w:id="66" w:name="テンプレ20-返事がない日程調整をもう一度送る"/>
     <w:p>
       <w:pPr>
         <w:pStyle w:val="Heading2"/>
@@ -5232,8 +5514,8 @@
         <w:t xml:space="preserve">前のメールの内容を忘れてしまったら → 前のメールをそのままAIにはりつけて「これの再送用の文を書いて」と頼むのが早いです（個人情報はぼかしてから）。</w:t>
       </w:r>
     </w:p>
-    <w:bookmarkEnd w:id="51"/>
-    <w:bookmarkStart w:id="52" w:name="テンプレ21-オンライン会議の案内urlの送付"/>
+    <w:bookmarkEnd w:id="66"/>
+    <w:bookmarkStart w:id="67" w:name="テンプレ21-オンライン会議の案内urlの送付"/>
     <w:p>
       <w:pPr>
         <w:pStyle w:val="Heading2"/>
@@ -5504,9 +5786,9 @@
         </w:pict>
       </w:r>
     </w:p>
-    <w:bookmarkEnd w:id="52"/>
-    <w:bookmarkEnd w:id="53"/>
-    <w:bookmarkStart w:id="60" w:name="第5章-催促リマインドのメール"/>
+    <w:bookmarkEnd w:id="67"/>
+    <w:bookmarkEnd w:id="68"/>
+    <w:bookmarkStart w:id="78" w:name="第5章-催促リマインドのメール"/>
     <w:p>
       <w:pPr>
         <w:pStyle w:val="Heading1"/>
@@ -5520,6 +5802,53 @@
         <w:pStyle w:val="FirstParagraph"/>
       </w:pPr>
       <w:r>
+        <w:drawing>
+          <wp:inline>
+            <wp:extent cx="5080000" cy="5080000"/>
+            <wp:effectExtent b="0" l="0" r="0" t="0"/>
+            <wp:docPr descr="ぷるの" title="" id="70" name="Picture"/>
+            <a:graphic>
+              <a:graphicData uri="http://schemas.openxmlformats.org/drawingml/2006/picture">
+                <pic:pic>
+                  <pic:nvPicPr>
+                    <pic:cNvPr descr="/home/user/ai-sns-company/products/kindle/_style/chara/puruno_ok.png" id="71" name="Picture"/>
+                    <pic:cNvPicPr>
+                      <a:picLocks noChangeArrowheads="1" noChangeAspect="1"/>
+                    </pic:cNvPicPr>
+                  </pic:nvPicPr>
+                  <pic:blipFill>
+                    <a:blip r:embed="rId69"/>
+                    <a:stretch>
+                      <a:fillRect/>
+                    </a:stretch>
+                  </pic:blipFill>
+                  <pic:spPr bwMode="auto">
+                    <a:xfrm>
+                      <a:off x="0" y="0"/>
+                      <a:ext cx="5080000" cy="5080000"/>
+                    </a:xfrm>
+                    <a:prstGeom prst="rect">
+                      <a:avLst/>
+                    </a:prstGeom>
+                    <a:noFill/>
+                    <a:ln w="9525">
+                      <a:noFill/>
+                      <a:headEnd/>
+                      <a:tailEnd/>
+                    </a:ln>
+                  </pic:spPr>
+                </pic:pic>
+              </a:graphicData>
+            </a:graphic>
+          </wp:inline>
+        </w:drawing>
+      </w:r>
+    </w:p>
+    <w:p>
+      <w:pPr>
+        <w:pStyle w:val="BodyText"/>
+      </w:pPr>
+      <w:r>
         <w:t xml:space="preserve">催促は「言いにくい」メールの代表です。AIに頼むときは、</w:t>
       </w:r>
       <w:r>
@@ -5543,7 +5872,7 @@
         <w:t xml:space="preserve">の2つをはっきり伝えましょう。</w:t>
       </w:r>
     </w:p>
-    <w:bookmarkStart w:id="54" w:name="テンプレ22-返事がほしいときのやわらかい催促"/>
+    <w:bookmarkStart w:id="72" w:name="テンプレ22-返事がほしいときのやわらかい催促"/>
     <w:p>
       <w:pPr>
         <w:pStyle w:val="Heading2"/>
@@ -5733,8 +6062,8 @@
         <w:t xml:space="preserve">前の質問をもう一度書いてあげると親切です → 「前の質問の内容も短くもう一度書いて」と追加します。</w:t>
       </w:r>
     </w:p>
-    <w:bookmarkEnd w:id="54"/>
-    <w:bookmarkStart w:id="55" w:name="テンプレ23-書類の提出をお願いする催促"/>
+    <w:bookmarkEnd w:id="72"/>
+    <w:bookmarkStart w:id="73" w:name="テンプレ23-書類の提出をお願いする催促"/>
     <w:p>
       <w:pPr>
         <w:pStyle w:val="Heading2"/>
@@ -5942,8 +6271,8 @@
         <w:t xml:space="preserve">何度目かの催促なら → テンプレ24を使ってください。</w:t>
       </w:r>
     </w:p>
-    <w:bookmarkEnd w:id="55"/>
-    <w:bookmarkStart w:id="56" w:name="テンプレ24-2回目以降の催促少しはっきりと"/>
+    <w:bookmarkEnd w:id="73"/>
+    <w:bookmarkStart w:id="74" w:name="テンプレ24-2回目以降の催促少しはっきりと"/>
     <w:p>
       <w:pPr>
         <w:pStyle w:val="Heading2"/>
@@ -6141,8 +6470,8 @@
         <w:t xml:space="preserve">弱すぎる → メールでは太字が使えないことが多いので、「期限の部分を【】でかこんで」など、目立たせ方を指定できます。</w:t>
       </w:r>
     </w:p>
-    <w:bookmarkEnd w:id="56"/>
-    <w:bookmarkStart w:id="57" w:name="テンプレ25-前日のリマインド打ち合わせイベント"/>
+    <w:bookmarkEnd w:id="74"/>
+    <w:bookmarkStart w:id="75" w:name="テンプレ25-前日のリマインド打ち合わせイベント"/>
     <w:p>
       <w:pPr>
         <w:pStyle w:val="Heading2"/>
@@ -6332,8 +6661,8 @@
         <w:t xml:space="preserve">住所や地図を入れたい → 住所は自分で書き入れましょう（AIが住所を作ることがあります）。</w:t>
       </w:r>
     </w:p>
-    <w:bookmarkEnd w:id="57"/>
-    <w:bookmarkStart w:id="58" w:name="テンプレ26-締め切り前のリマインド社内"/>
+    <w:bookmarkEnd w:id="75"/>
+    <w:bookmarkStart w:id="76" w:name="テンプレ26-締め切り前のリマインド社内"/>
     <w:p>
       <w:pPr>
         <w:pStyle w:val="Heading2"/>
@@ -6539,8 +6868,8 @@
         <w:t xml:space="preserve">毎月使いたい → このテンプレの日付だけを変えて、毎月同じ会話で使い回すと楽です。</w:t>
       </w:r>
     </w:p>
-    <w:bookmarkEnd w:id="58"/>
-    <w:bookmarkStart w:id="59" w:name="テンプレ27-支払い入金の確認をていねいに聞く"/>
+    <w:bookmarkEnd w:id="76"/>
+    <w:bookmarkStart w:id="77" w:name="テンプレ27-支払い入金の確認をていねいに聞く"/>
     <w:p>
       <w:pPr>
         <w:pStyle w:val="Heading2"/>
@@ -6767,9 +7096,9 @@
         </w:pict>
       </w:r>
     </w:p>
-    <w:bookmarkEnd w:id="59"/>
-    <w:bookmarkEnd w:id="60"/>
-    <w:bookmarkStart w:id="68" w:name="第6章-断りのメール"/>
+    <w:bookmarkEnd w:id="77"/>
+    <w:bookmarkEnd w:id="78"/>
+    <w:bookmarkStart w:id="88" w:name="第6章-断りのメール"/>
     <w:p>
       <w:pPr>
         <w:pStyle w:val="Heading1"/>
@@ -6783,10 +7112,57 @@
         <w:pStyle w:val="FirstParagraph"/>
       </w:pPr>
       <w:r>
+        <w:drawing>
+          <wp:inline>
+            <wp:extent cx="5080000" cy="5080000"/>
+            <wp:effectExtent b="0" l="0" r="0" t="0"/>
+            <wp:docPr descr="ぷるの" title="" id="79" name="Picture"/>
+            <a:graphic>
+              <a:graphicData uri="http://schemas.openxmlformats.org/drawingml/2006/picture">
+                <pic:pic>
+                  <pic:nvPicPr>
+                    <pic:cNvPr descr="/home/user/ai-sns-company/products/kindle/_style/chara/puruno_cheer.png" id="80" name="Picture"/>
+                    <pic:cNvPicPr>
+                      <a:picLocks noChangeArrowheads="1" noChangeAspect="1"/>
+                    </pic:cNvPicPr>
+                  </pic:nvPicPr>
+                  <pic:blipFill>
+                    <a:blip r:embed="rId38"/>
+                    <a:stretch>
+                      <a:fillRect/>
+                    </a:stretch>
+                  </pic:blipFill>
+                  <pic:spPr bwMode="auto">
+                    <a:xfrm>
+                      <a:off x="0" y="0"/>
+                      <a:ext cx="5080000" cy="5080000"/>
+                    </a:xfrm>
+                    <a:prstGeom prst="rect">
+                      <a:avLst/>
+                    </a:prstGeom>
+                    <a:noFill/>
+                    <a:ln w="9525">
+                      <a:noFill/>
+                      <a:headEnd/>
+                      <a:tailEnd/>
+                    </a:ln>
+                  </pic:spPr>
+                </pic:pic>
+              </a:graphicData>
+            </a:graphic>
+          </wp:inline>
+        </w:drawing>
+      </w:r>
+    </w:p>
+    <w:p>
+      <w:pPr>
+        <w:pStyle w:val="BodyText"/>
+      </w:pPr>
+      <w:r>
         <w:t xml:space="preserve">断りのメールは、「断る」「理由」「代わりの案かお礼」の3つがそろうと角が立ちにくい、と言われます。AIに頼むときも、この3つを渡すと安定します。</w:t>
       </w:r>
     </w:p>
-    <w:bookmarkStart w:id="61" w:name="テンプレ28-依頼を断る社外"/>
+    <w:bookmarkStart w:id="81" w:name="テンプレ28-依頼を断る社外"/>
     <w:p>
       <w:pPr>
         <w:pStyle w:val="Heading2"/>
@@ -6994,8 +7370,8 @@
         <w:t xml:space="preserve">代わりの案がないときは、その行を「なし」にすると、お礼と今後のお願いで締めてくれます。</w:t>
       </w:r>
     </w:p>
-    <w:bookmarkEnd w:id="61"/>
-    <w:bookmarkStart w:id="62" w:name="テンプレ29-営業売り込みをていねいに断る"/>
+    <w:bookmarkEnd w:id="81"/>
+    <w:bookmarkStart w:id="82" w:name="テンプレ29-営業売り込みをていねいに断る"/>
     <w:p>
       <w:pPr>
         <w:pStyle w:val="Heading2"/>
@@ -7185,8 +7561,8 @@
         <w:t xml:space="preserve">少しでも興味がある場合は → 「資料だけはもらいたい」と書くと、そういう文になります。</w:t>
       </w:r>
     </w:p>
-    <w:bookmarkEnd w:id="62"/>
-    <w:bookmarkStart w:id="63" w:name="テンプレ30-お誘いを断る会食イベント"/>
+    <w:bookmarkEnd w:id="82"/>
+    <w:bookmarkStart w:id="83" w:name="テンプレ30-お誘いを断る会食イベント"/>
     <w:p>
       <w:pPr>
         <w:pStyle w:val="Heading2"/>
@@ -7376,8 +7752,8 @@
         <w:t xml:space="preserve">社内の飲み会なら → 「社内の同僚あてに、チャット用の短い文で」と変えると、ぐっと軽くなります。</w:t>
       </w:r>
     </w:p>
-    <w:bookmarkEnd w:id="63"/>
-    <w:bookmarkStart w:id="64" w:name="テンプレ31-値引き条件の変更を断る"/>
+    <w:bookmarkEnd w:id="83"/>
+    <w:bookmarkStart w:id="84" w:name="テンプレ31-値引き条件の変更を断る"/>
     <w:p>
       <w:pPr>
         <w:pStyle w:val="Heading2"/>
@@ -7576,8 +7952,8 @@
         <w:t xml:space="preserve">断りがやわらかすぎて、まだ交渉できそうに読める → 「全数を早めることはできない、とはっきり」と頼みます。</w:t>
       </w:r>
     </w:p>
-    <w:bookmarkEnd w:id="64"/>
-    <w:bookmarkStart w:id="65" w:name="テンプレ32-社内の頼まれごとを断る"/>
+    <w:bookmarkEnd w:id="84"/>
+    <w:bookmarkStart w:id="85" w:name="テンプレ32-社内の頼まれごとを断る"/>
     <w:p>
       <w:pPr>
         <w:pStyle w:val="Heading2"/>
@@ -7759,8 +8135,8 @@
         <w:t xml:space="preserve">上司からの頼みを断るのは難しいので、断る前に「今の仕事の優先順位を相談したい」という文にしてもらうのも手です。</w:t>
       </w:r>
     </w:p>
-    <w:bookmarkEnd w:id="65"/>
-    <w:bookmarkStart w:id="66" w:name="テンプレ33-応募提案を見送る連絡"/>
+    <w:bookmarkEnd w:id="85"/>
+    <w:bookmarkStart w:id="86" w:name="テンプレ33-応募提案を見送る連絡"/>
     <w:p>
       <w:pPr>
         <w:pStyle w:val="Heading2"/>
@@ -7950,8 +8326,8 @@
         <w:t xml:space="preserve">「また改めてご相談」と書くと期待させることがあります。予定がなければ「最後の一文を、お礼だけにして」と頼みます。</w:t>
       </w:r>
     </w:p>
-    <w:bookmarkEnd w:id="66"/>
-    <w:bookmarkStart w:id="67" w:name="テンプレ34-一度受けたことを取り消す"/>
+    <w:bookmarkEnd w:id="86"/>
+    <w:bookmarkStart w:id="87" w:name="テンプレ34-一度受けたことを取り消す"/>
     <w:p>
       <w:pPr>
         <w:pStyle w:val="Heading2"/>
@@ -8178,9 +8554,9 @@
         </w:pict>
       </w:r>
     </w:p>
-    <w:bookmarkEnd w:id="67"/>
-    <w:bookmarkEnd w:id="68"/>
-    <w:bookmarkStart w:id="76" w:name="第7章-依頼お願いのメール"/>
+    <w:bookmarkEnd w:id="87"/>
+    <w:bookmarkEnd w:id="88"/>
+    <w:bookmarkStart w:id="98" w:name="第7章-依頼お願いのメール"/>
     <w:p>
       <w:pPr>
         <w:pStyle w:val="Heading1"/>
@@ -8194,6 +8570,53 @@
         <w:pStyle w:val="FirstParagraph"/>
       </w:pPr>
       <w:r>
+        <w:drawing>
+          <wp:inline>
+            <wp:extent cx="5080000" cy="5080000"/>
+            <wp:effectExtent b="0" l="0" r="0" t="0"/>
+            <wp:docPr descr="ぷるの" title="" id="89" name="Picture"/>
+            <a:graphic>
+              <a:graphicData uri="http://schemas.openxmlformats.org/drawingml/2006/picture">
+                <pic:pic>
+                  <pic:nvPicPr>
+                    <pic:cNvPr descr="/home/user/ai-sns-company/products/kindle/_style/chara/puruno_normal.png" id="90" name="Picture"/>
+                    <pic:cNvPicPr>
+                      <a:picLocks noChangeArrowheads="1" noChangeAspect="1"/>
+                    </pic:cNvPicPr>
+                  </pic:nvPicPr>
+                  <pic:blipFill>
+                    <a:blip r:embed="rId20"/>
+                    <a:stretch>
+                      <a:fillRect/>
+                    </a:stretch>
+                  </pic:blipFill>
+                  <pic:spPr bwMode="auto">
+                    <a:xfrm>
+                      <a:off x="0" y="0"/>
+                      <a:ext cx="5080000" cy="5080000"/>
+                    </a:xfrm>
+                    <a:prstGeom prst="rect">
+                      <a:avLst/>
+                    </a:prstGeom>
+                    <a:noFill/>
+                    <a:ln w="9525">
+                      <a:noFill/>
+                      <a:headEnd/>
+                      <a:tailEnd/>
+                    </a:ln>
+                  </pic:spPr>
+                </pic:pic>
+              </a:graphicData>
+            </a:graphic>
+          </wp:inline>
+        </w:drawing>
+      </w:r>
+    </w:p>
+    <w:p>
+      <w:pPr>
+        <w:pStyle w:val="BodyText"/>
+      </w:pPr>
+      <w:r>
         <w:t xml:space="preserve">お願いのメールでは、</w:t>
       </w:r>
       <w:r>
@@ -8207,7 +8630,7 @@
         <w:t xml:space="preserve">がひと目でわかることが大切です。AIには「お願いしたいこと」「期限」「やり方」を分けて渡しましょう。</w:t>
       </w:r>
     </w:p>
-    <w:bookmarkStart w:id="69" w:name="テンプレ35-仕事を依頼する社外"/>
+    <w:bookmarkStart w:id="91" w:name="テンプレ35-仕事を依頼する社外"/>
     <w:p>
       <w:pPr>
         <w:pStyle w:val="Heading2"/>
@@ -8458,8 +8881,8 @@
         <w:t xml:space="preserve">初めての相手なら → 「初めて連絡する相手です。自己紹介と、どこで知ったかも入れて」と追加します（テンプレ48も参考に）。</w:t>
       </w:r>
     </w:p>
-    <w:bookmarkEnd w:id="69"/>
-    <w:bookmarkStart w:id="70" w:name="テンプレ36-資料データの送付をお願いする"/>
+    <w:bookmarkEnd w:id="91"/>
+    <w:bookmarkStart w:id="92" w:name="テンプレ36-資料データの送付をお願いする"/>
     <w:p>
       <w:pPr>
         <w:pStyle w:val="Heading2"/>
@@ -8658,8 +9081,8 @@
         <w:t xml:space="preserve">個人情報が入っている資料をお願いするときは、送り方（パスワードつき、共有フォルダなど）を社内のルールに合わせて自分で書き足してください。</w:t>
       </w:r>
     </w:p>
-    <w:bookmarkEnd w:id="70"/>
-    <w:bookmarkStart w:id="71" w:name="テンプレ37-確認チェックをお願いする"/>
+    <w:bookmarkEnd w:id="92"/>
+    <w:bookmarkStart w:id="93" w:name="テンプレ37-確認チェックをお願いする"/>
     <w:p>
       <w:pPr>
         <w:pStyle w:val="Heading2"/>
@@ -8867,8 +9290,8 @@
         <w:t xml:space="preserve">添付したことを書き忘れがち → 「資料を添付していることも書いて」と追加しましょう。</w:t>
       </w:r>
     </w:p>
-    <w:bookmarkEnd w:id="71"/>
-    <w:bookmarkStart w:id="72" w:name="テンプレ38-アンケート協力のお願い"/>
+    <w:bookmarkEnd w:id="93"/>
+    <w:bookmarkStart w:id="94" w:name="テンプレ38-アンケート協力のお願い"/>
     <w:p>
       <w:pPr>
         <w:pStyle w:val="Heading2"/>
@@ -9102,8 +9525,8 @@
         <w:t xml:space="preserve">お客さま向けなら → あて先を「お客さま」に変え、「ていねいに」と追加すれば使えます。</w:t>
       </w:r>
     </w:p>
-    <w:bookmarkEnd w:id="72"/>
-    <w:bookmarkStart w:id="73" w:name="テンプレ39-急ぎのお願い"/>
+    <w:bookmarkEnd w:id="94"/>
+    <w:bookmarkStart w:id="95" w:name="テンプレ39-急ぎのお願い"/>
     <w:p>
       <w:pPr>
         <w:pStyle w:val="Heading2"/>
@@ -9292,8 +9715,8 @@
         <w:t xml:space="preserve">【至急】が強すぎる相手なら → 「【お急ぎのお願い】にして」と変えられます。</w:t>
       </w:r>
     </w:p>
-    <w:bookmarkEnd w:id="73"/>
-    <w:bookmarkStart w:id="74" w:name="テンプレ40-お願いの内容を変える追加する"/>
+    <w:bookmarkEnd w:id="95"/>
+    <w:bookmarkStart w:id="96" w:name="テンプレ40-お願いの内容を変える追加する"/>
     <w:p>
       <w:pPr>
         <w:pStyle w:val="Heading2"/>
@@ -9499,8 +9922,8 @@
         <w:t xml:space="preserve">変更が多いときは、変更前と変更後を全部書き出してから渡すと、まちがいが減ります。</w:t>
       </w:r>
     </w:p>
-    <w:bookmarkEnd w:id="74"/>
-    <w:bookmarkStart w:id="75" w:name="テンプレ41-お願いを受けてもらったあとのお礼と確認"/>
+    <w:bookmarkEnd w:id="96"/>
+    <w:bookmarkStart w:id="97" w:name="テンプレ41-お願いを受けてもらったあとのお礼と確認"/>
     <w:p>
       <w:pPr>
         <w:pStyle w:val="Heading2"/>
@@ -9761,9 +10184,9 @@
         </w:pict>
       </w:r>
     </w:p>
-    <w:bookmarkEnd w:id="75"/>
-    <w:bookmarkEnd w:id="76"/>
-    <w:bookmarkStart w:id="83" w:name="第8章-社内の報告連絡相談"/>
+    <w:bookmarkEnd w:id="97"/>
+    <w:bookmarkEnd w:id="98"/>
+    <w:bookmarkStart w:id="107" w:name="第8章-社内の報告連絡相談"/>
     <w:p>
       <w:pPr>
         <w:pStyle w:val="Heading1"/>
@@ -9777,6 +10200,53 @@
         <w:pStyle w:val="FirstParagraph"/>
       </w:pPr>
       <w:r>
+        <w:drawing>
+          <wp:inline>
+            <wp:extent cx="5080000" cy="5080000"/>
+            <wp:effectExtent b="0" l="0" r="0" t="0"/>
+            <wp:docPr descr="ぷるの" title="" id="99" name="Picture"/>
+            <a:graphic>
+              <a:graphicData uri="http://schemas.openxmlformats.org/drawingml/2006/picture">
+                <pic:pic>
+                  <pic:nvPicPr>
+                    <pic:cNvPr descr="/home/user/ai-sns-company/products/kindle/_style/chara/puruno_idea.png" id="100" name="Picture"/>
+                    <pic:cNvPicPr>
+                      <a:picLocks noChangeArrowheads="1" noChangeAspect="1"/>
+                    </pic:cNvPicPr>
+                  </pic:nvPicPr>
+                  <pic:blipFill>
+                    <a:blip r:embed="rId27"/>
+                    <a:stretch>
+                      <a:fillRect/>
+                    </a:stretch>
+                  </pic:blipFill>
+                  <pic:spPr bwMode="auto">
+                    <a:xfrm>
+                      <a:off x="0" y="0"/>
+                      <a:ext cx="5080000" cy="5080000"/>
+                    </a:xfrm>
+                    <a:prstGeom prst="rect">
+                      <a:avLst/>
+                    </a:prstGeom>
+                    <a:noFill/>
+                    <a:ln w="9525">
+                      <a:noFill/>
+                      <a:headEnd/>
+                      <a:tailEnd/>
+                    </a:ln>
+                  </pic:spPr>
+                </pic:pic>
+              </a:graphicData>
+            </a:graphic>
+          </wp:inline>
+        </w:drawing>
+      </w:r>
+    </w:p>
+    <w:p>
+      <w:pPr>
+        <w:pStyle w:val="BodyText"/>
+      </w:pPr>
+      <w:r>
         <w:t xml:space="preserve">社内のメールやチャットは、ていねいさよりも</w:t>
       </w:r>
       <w:r>
@@ -9790,7 +10260,7 @@
         <w:t xml:space="preserve">が大事です。AIには「結論を先に」と頼むのがコツです。</w:t>
       </w:r>
     </w:p>
-    <w:bookmarkStart w:id="77" w:name="テンプレ42-上司への進み具合の報告"/>
+    <w:bookmarkStart w:id="101" w:name="テンプレ42-上司への進み具合の報告"/>
     <w:p>
       <w:pPr>
         <w:pStyle w:val="Heading2"/>
@@ -10048,8 +10518,8 @@
         <w:t xml:space="preserve">「今週中にお送りします」は、AIが足した約束です。自分で決めた日に書きかえてください。</w:t>
       </w:r>
     </w:p>
-    <w:bookmarkEnd w:id="77"/>
-    <w:bookmarkStart w:id="78" w:name="テンプレ43-トラブルの第一報"/>
+    <w:bookmarkEnd w:id="101"/>
+    <w:bookmarkStart w:id="102" w:name="テンプレ43-トラブルの第一報"/>
     <w:p>
       <w:pPr>
         <w:pStyle w:val="Heading2"/>
@@ -10315,8 +10785,8 @@
         <w:t xml:space="preserve">お客さま向けのお知らせは、社内で中身を決めてから、テンプレ14などを使って別に作りましょう。</w:t>
       </w:r>
     </w:p>
-    <w:bookmarkEnd w:id="78"/>
-    <w:bookmarkStart w:id="79" w:name="テンプレ44-休みの連絡不在の連絡"/>
+    <w:bookmarkEnd w:id="102"/>
+    <w:bookmarkStart w:id="103" w:name="テンプレ44-休みの連絡不在の連絡"/>
     <w:p>
       <w:pPr>
         <w:pStyle w:val="Heading2"/>
@@ -10524,8 +10994,8 @@
         <w:t xml:space="preserve">社外の人に送る不在のお知らせなら → 「社外の取引先向けに、不在の間の連絡先を伝える文にして」と頼みます。</w:t>
       </w:r>
     </w:p>
-    <w:bookmarkEnd w:id="79"/>
-    <w:bookmarkStart w:id="80" w:name="テンプレ45-引き継ぎのメール"/>
+    <w:bookmarkEnd w:id="103"/>
+    <w:bookmarkStart w:id="104" w:name="テンプレ45-引き継ぎのメール"/>
     <w:p>
       <w:pPr>
         <w:pStyle w:val="Heading2"/>
@@ -10800,8 +11270,8 @@
         <w:t xml:space="preserve">長くなる場合は → 「引き継ぎの一覧表の形にして」と頼むこともできます。</w:t>
       </w:r>
     </w:p>
-    <w:bookmarkEnd w:id="80"/>
-    <w:bookmarkStart w:id="81" w:name="テンプレ46-上司に相談する"/>
+    <w:bookmarkEnd w:id="104"/>
+    <w:bookmarkStart w:id="105" w:name="テンプレ46-上司に相談する"/>
     <w:p>
       <w:pPr>
         <w:pStyle w:val="Heading2"/>
@@ -11016,8 +11486,8 @@
         <w:t xml:space="preserve">AIに「どちらがいいと思う？」と聞くこともできますが、決めるのは上司と自分です。</w:t>
       </w:r>
     </w:p>
-    <w:bookmarkEnd w:id="81"/>
-    <w:bookmarkStart w:id="82" w:name="テンプレ47-会議のあとの共有メール"/>
+    <w:bookmarkEnd w:id="105"/>
+    <w:bookmarkStart w:id="106" w:name="テンプレ47-会議のあとの共有メール"/>
     <w:p>
       <w:pPr>
         <w:pStyle w:val="Heading2"/>
@@ -11303,9 +11773,9 @@
         </w:pict>
       </w:r>
     </w:p>
-    <w:bookmarkEnd w:id="82"/>
-    <w:bookmarkEnd w:id="83"/>
-    <w:bookmarkStart w:id="90" w:name="第9章-社外へのあいさつ定番のメール"/>
+    <w:bookmarkEnd w:id="106"/>
+    <w:bookmarkEnd w:id="107"/>
+    <w:bookmarkStart w:id="116" w:name="第9章-社外へのあいさつ定番のメール"/>
     <w:p>
       <w:pPr>
         <w:pStyle w:val="Heading1"/>
@@ -11319,10 +11789,57 @@
         <w:pStyle w:val="FirstParagraph"/>
       </w:pPr>
       <w:r>
+        <w:drawing>
+          <wp:inline>
+            <wp:extent cx="5080000" cy="5080000"/>
+            <wp:effectExtent b="0" l="0" r="0" t="0"/>
+            <wp:docPr descr="ぷるの" title="" id="108" name="Picture"/>
+            <a:graphic>
+              <a:graphicData uri="http://schemas.openxmlformats.org/drawingml/2006/picture">
+                <pic:pic>
+                  <pic:nvPicPr>
+                    <pic:cNvPr descr="/home/user/ai-sns-company/products/kindle/_style/chara/puruno_ok.png" id="109" name="Picture"/>
+                    <pic:cNvPicPr>
+                      <a:picLocks noChangeArrowheads="1" noChangeAspect="1"/>
+                    </pic:cNvPicPr>
+                  </pic:nvPicPr>
+                  <pic:blipFill>
+                    <a:blip r:embed="rId69"/>
+                    <a:stretch>
+                      <a:fillRect/>
+                    </a:stretch>
+                  </pic:blipFill>
+                  <pic:spPr bwMode="auto">
+                    <a:xfrm>
+                      <a:off x="0" y="0"/>
+                      <a:ext cx="5080000" cy="5080000"/>
+                    </a:xfrm>
+                    <a:prstGeom prst="rect">
+                      <a:avLst/>
+                    </a:prstGeom>
+                    <a:noFill/>
+                    <a:ln w="9525">
+                      <a:noFill/>
+                      <a:headEnd/>
+                      <a:tailEnd/>
+                    </a:ln>
+                  </pic:spPr>
+                </pic:pic>
+              </a:graphicData>
+            </a:graphic>
+          </wp:inline>
+        </w:drawing>
+      </w:r>
+    </w:p>
+    <w:p>
+      <w:pPr>
+        <w:pStyle w:val="BodyText"/>
+      </w:pPr>
+      <w:r>
         <w:t xml:space="preserve">ここでは、初めての連絡や、異動・年末などのあいさつのメールを集めました。決まった形があるメールほど、AIは得意です。</w:t>
       </w:r>
     </w:p>
-    <w:bookmarkStart w:id="84" w:name="テンプレ48-初めての相手に連絡する"/>
+    <w:bookmarkStart w:id="110" w:name="テンプレ48-初めての相手に連絡する"/>
     <w:p>
       <w:pPr>
         <w:pStyle w:val="Heading2"/>
@@ -11555,8 +12072,8 @@
         <w:t xml:space="preserve">署名（電話番号・住所など）は、いつも使っている署名を自分ではりつけてください。</w:t>
       </w:r>
     </w:p>
-    <w:bookmarkEnd w:id="84"/>
-    <w:bookmarkStart w:id="85" w:name="テンプレ49-異動着任のあいさつ"/>
+    <w:bookmarkEnd w:id="110"/>
+    <w:bookmarkStart w:id="111" w:name="テンプレ49-異動着任のあいさつ"/>
     <w:p>
       <w:pPr>
         <w:pStyle w:val="Heading2"/>
@@ -11779,8 +12296,8 @@
         <w:t xml:space="preserve">着任のあいさつにしたい場合 → ［着任］を選び、「前任の〇〇から引き継ぎました」と書けば作れます。</w:t>
       </w:r>
     </w:p>
-    <w:bookmarkEnd w:id="85"/>
-    <w:bookmarkStart w:id="86" w:name="テンプレ50-年末のあいさつ"/>
+    <w:bookmarkEnd w:id="111"/>
+    <w:bookmarkStart w:id="112" w:name="テンプレ50-年末のあいさつ"/>
     <w:p>
       <w:pPr>
         <w:pStyle w:val="Heading2"/>
@@ -11995,8 +12512,8 @@
         <w:t xml:space="preserve">年明けのあいさつにしたいときは、「新年のあいさつに書きかえて」と頼めます。</w:t>
       </w:r>
     </w:p>
-    <w:bookmarkEnd w:id="86"/>
-    <w:bookmarkStart w:id="87" w:name="テンプレ51-問い合わせに答える社外一般"/>
+    <w:bookmarkEnd w:id="112"/>
+    <w:bookmarkStart w:id="113" w:name="テンプレ51-問い合わせに答える社外一般"/>
     <w:p>
       <w:pPr>
         <w:pStyle w:val="Heading2"/>
@@ -12220,8 +12737,8 @@
         <w:t xml:space="preserve">社内で決まった定型文があるなら、それをはりつけて「この形に合わせて」と頼むのもおすすめです。</w:t>
       </w:r>
     </w:p>
-    <w:bookmarkEnd w:id="87"/>
-    <w:bookmarkStart w:id="88" w:name="テンプレ52-見積もりや資料を送るときの添え状メール"/>
+    <w:bookmarkEnd w:id="113"/>
+    <w:bookmarkStart w:id="114" w:name="テンプレ52-見積もりや資料を送るときの添え状メール"/>
     <w:p>
       <w:pPr>
         <w:pStyle w:val="Heading2"/>
@@ -12434,8 +12951,8 @@
         <w:t xml:space="preserve">パスワードつきファイルの送り方などは、会社のルールに合わせて自分で書き足してください。</w:t>
       </w:r>
     </w:p>
-    <w:bookmarkEnd w:id="88"/>
-    <w:bookmarkStart w:id="89" w:name="テンプレ53-お世話になった人へのお別れのあいさつ退職"/>
+    <w:bookmarkEnd w:id="114"/>
+    <w:bookmarkStart w:id="115" w:name="テンプレ53-お世話になった人へのお別れのあいさつ退職"/>
     <w:p>
       <w:pPr>
         <w:pStyle w:val="Heading2"/>
@@ -12679,9 +13196,9 @@
         </w:pict>
       </w:r>
     </w:p>
-    <w:bookmarkEnd w:id="89"/>
-    <w:bookmarkEnd w:id="90"/>
-    <w:bookmarkStart w:id="94" w:name="第10章-自分の下書きをaiに直してもらう"/>
+    <w:bookmarkEnd w:id="115"/>
+    <w:bookmarkEnd w:id="116"/>
+    <w:bookmarkStart w:id="122" w:name="第10章-自分の下書きをaiに直してもらう"/>
     <w:p>
       <w:pPr>
         <w:pStyle w:val="Heading1"/>
@@ -12695,6 +13212,53 @@
         <w:pStyle w:val="FirstParagraph"/>
       </w:pPr>
       <w:r>
+        <w:drawing>
+          <wp:inline>
+            <wp:extent cx="5080000" cy="5080000"/>
+            <wp:effectExtent b="0" l="0" r="0" t="0"/>
+            <wp:docPr descr="ぷるの" title="" id="117" name="Picture"/>
+            <a:graphic>
+              <a:graphicData uri="http://schemas.openxmlformats.org/drawingml/2006/picture">
+                <pic:pic>
+                  <pic:nvPicPr>
+                    <pic:cNvPr descr="/home/user/ai-sns-company/products/kindle/_style/chara/puruno_cheer.png" id="118" name="Picture"/>
+                    <pic:cNvPicPr>
+                      <a:picLocks noChangeArrowheads="1" noChangeAspect="1"/>
+                    </pic:cNvPicPr>
+                  </pic:nvPicPr>
+                  <pic:blipFill>
+                    <a:blip r:embed="rId38"/>
+                    <a:stretch>
+                      <a:fillRect/>
+                    </a:stretch>
+                  </pic:blipFill>
+                  <pic:spPr bwMode="auto">
+                    <a:xfrm>
+                      <a:off x="0" y="0"/>
+                      <a:ext cx="5080000" cy="5080000"/>
+                    </a:xfrm>
+                    <a:prstGeom prst="rect">
+                      <a:avLst/>
+                    </a:prstGeom>
+                    <a:noFill/>
+                    <a:ln w="9525">
+                      <a:noFill/>
+                      <a:headEnd/>
+                      <a:tailEnd/>
+                    </a:ln>
+                  </pic:spPr>
+                </pic:pic>
+              </a:graphicData>
+            </a:graphic>
+          </wp:inline>
+        </w:drawing>
+      </w:r>
+    </w:p>
+    <w:p>
+      <w:pPr>
+        <w:pStyle w:val="BodyText"/>
+      </w:pPr>
+      <w:r>
         <w:t xml:space="preserve">最後は、ゼロから書いてもらうのではなく、</w:t>
       </w:r>
       <w:r>
@@ -12708,7 +13272,7 @@
         <w:t xml:space="preserve">頼み方です。慣れてくると、こちらのほうが早いかもしれません。</w:t>
       </w:r>
     </w:p>
-    <w:bookmarkStart w:id="91" w:name="テンプレ54-下書きをていねいな文に直す"/>
+    <w:bookmarkStart w:id="119" w:name="テンプレ54-下書きをていねいな文に直す"/>
     <w:p>
       <w:pPr>
         <w:pStyle w:val="Heading2"/>
@@ -12953,8 +13517,8 @@
         <w:t xml:space="preserve">「変えたところを教えて」と頼むと、AIが何を足したか・変えたかがわかりやすくなります。</w:t>
       </w:r>
     </w:p>
-    <w:bookmarkEnd w:id="91"/>
-    <w:bookmarkStart w:id="92" w:name="テンプレ55-長いメールを短くする"/>
+    <w:bookmarkEnd w:id="119"/>
+    <w:bookmarkStart w:id="120" w:name="テンプレ55-長いメールを短くする"/>
     <w:p>
       <w:pPr>
         <w:pStyle w:val="Heading2"/>
@@ -13136,8 +13700,8 @@
         <w:t xml:space="preserve">短くしすぎて冷たく感じる → 「お礼のひとことだけ戻して」と頼みます。</w:t>
       </w:r>
     </w:p>
-    <w:bookmarkEnd w:id="92"/>
-    <w:bookmarkStart w:id="93" w:name="テンプレ56-送る前の最終チェックをしてもらう"/>
+    <w:bookmarkEnd w:id="120"/>
+    <w:bookmarkStart w:id="121" w:name="テンプレ56-送る前の最終チェックをしてもらう"/>
     <w:p>
       <w:pPr>
         <w:pStyle w:val="Heading2"/>
@@ -13403,9 +13967,9 @@
         </w:pict>
       </w:r>
     </w:p>
-    <w:bookmarkEnd w:id="93"/>
-    <w:bookmarkEnd w:id="94"/>
-    <w:bookmarkStart w:id="95" w:name="おわりに"/>
+    <w:bookmarkEnd w:id="121"/>
+    <w:bookmarkEnd w:id="122"/>
+    <w:bookmarkStart w:id="125" w:name="おわりに"/>
     <w:p>
       <w:pPr>
         <w:pStyle w:val="Heading1"/>
@@ -13417,6 +13981,53 @@
     <w:p>
       <w:pPr>
         <w:pStyle w:val="FirstParagraph"/>
+      </w:pPr>
+      <w:r>
+        <w:drawing>
+          <wp:inline>
+            <wp:extent cx="5080000" cy="5080000"/>
+            <wp:effectExtent b="0" l="0" r="0" t="0"/>
+            <wp:docPr descr="ぷるの" title="" id="123" name="Picture"/>
+            <a:graphic>
+              <a:graphicData uri="http://schemas.openxmlformats.org/drawingml/2006/picture">
+                <pic:pic>
+                  <pic:nvPicPr>
+                    <pic:cNvPr descr="/home/user/ai-sns-company/products/kindle/_style/chara/puruno_cheer.png" id="124" name="Picture"/>
+                    <pic:cNvPicPr>
+                      <a:picLocks noChangeArrowheads="1" noChangeAspect="1"/>
+                    </pic:cNvPicPr>
+                  </pic:nvPicPr>
+                  <pic:blipFill>
+                    <a:blip r:embed="rId38"/>
+                    <a:stretch>
+                      <a:fillRect/>
+                    </a:stretch>
+                  </pic:blipFill>
+                  <pic:spPr bwMode="auto">
+                    <a:xfrm>
+                      <a:off x="0" y="0"/>
+                      <a:ext cx="5080000" cy="5080000"/>
+                    </a:xfrm>
+                    <a:prstGeom prst="rect">
+                      <a:avLst/>
+                    </a:prstGeom>
+                    <a:noFill/>
+                    <a:ln w="9525">
+                      <a:noFill/>
+                      <a:headEnd/>
+                      <a:tailEnd/>
+                    </a:ln>
+                  </pic:spPr>
+                </pic:pic>
+              </a:graphicData>
+            </a:graphic>
+          </wp:inline>
+        </w:drawing>
+      </w:r>
+    </w:p>
+    <w:p>
+      <w:pPr>
+        <w:pStyle w:val="BodyText"/>
       </w:pPr>
       <w:r>
         <w:t xml:space="preserve">ここまで読んでくださって、ありがとうございました。ぷるのです。</w:t>
@@ -13527,8 +14138,8 @@
         <w:t xml:space="preserve">シリーズでは、このあと「議事録・要約編」「PTA・町内会・サークルのお知らせ編」も予定しています。</w:t>
       </w:r>
     </w:p>
-    <w:bookmarkEnd w:id="95"/>
-    <w:bookmarkStart w:id="99" w:name="付録-すぐ引けるまとめ"/>
+    <w:bookmarkEnd w:id="125"/>
+    <w:bookmarkStart w:id="131" w:name="付録-すぐ引けるまとめ"/>
     <w:p>
       <w:pPr>
         <w:pStyle w:val="Heading1"/>
@@ -13537,7 +14148,54 @@
         <w:t xml:space="preserve">付録　すぐ引けるまとめ</w:t>
       </w:r>
     </w:p>
-    <w:bookmarkStart w:id="96" w:name="テンプレ一覧"/>
+    <w:p>
+      <w:pPr>
+        <w:pStyle w:val="FirstParagraph"/>
+      </w:pPr>
+      <w:r>
+        <w:drawing>
+          <wp:inline>
+            <wp:extent cx="5080000" cy="5080000"/>
+            <wp:effectExtent b="0" l="0" r="0" t="0"/>
+            <wp:docPr descr="ぷるの" title="" id="126" name="Picture"/>
+            <a:graphic>
+              <a:graphicData uri="http://schemas.openxmlformats.org/drawingml/2006/picture">
+                <pic:pic>
+                  <pic:nvPicPr>
+                    <pic:cNvPr descr="/home/user/ai-sns-company/products/kindle/_style/chara/puruno_ok.png" id="127" name="Picture"/>
+                    <pic:cNvPicPr>
+                      <a:picLocks noChangeArrowheads="1" noChangeAspect="1"/>
+                    </pic:cNvPicPr>
+                  </pic:nvPicPr>
+                  <pic:blipFill>
+                    <a:blip r:embed="rId69"/>
+                    <a:stretch>
+                      <a:fillRect/>
+                    </a:stretch>
+                  </pic:blipFill>
+                  <pic:spPr bwMode="auto">
+                    <a:xfrm>
+                      <a:off x="0" y="0"/>
+                      <a:ext cx="5080000" cy="5080000"/>
+                    </a:xfrm>
+                    <a:prstGeom prst="rect">
+                      <a:avLst/>
+                    </a:prstGeom>
+                    <a:noFill/>
+                    <a:ln w="9525">
+                      <a:noFill/>
+                      <a:headEnd/>
+                      <a:tailEnd/>
+                    </a:ln>
+                  </pic:spPr>
+                </pic:pic>
+              </a:graphicData>
+            </a:graphic>
+          </wp:inline>
+        </w:drawing>
+      </w:r>
+    </w:p>
+    <w:bookmarkStart w:id="128" w:name="テンプレ一覧"/>
     <w:p>
       <w:pPr>
         <w:pStyle w:val="Heading2"/>
@@ -13681,8 +14339,8 @@
         <w:t xml:space="preserve">：ていねいに直す／短くする／最終チェック</w:t>
       </w:r>
     </w:p>
-    <w:bookmarkEnd w:id="96"/>
-    <w:bookmarkStart w:id="97" w:name="どの場面にも使える万能の型"/>
+    <w:bookmarkEnd w:id="128"/>
+    <w:bookmarkStart w:id="129" w:name="どの場面にも使える万能の型"/>
     <w:p>
       <w:pPr>
         <w:pStyle w:val="Heading2"/>
@@ -13755,8 +14413,8 @@
         <w:t xml:space="preserve">件名をつけて、［長さ。例：200字程度］で、［かたさ。例：ていねいだけどかたすぎない］文にしてください。</w:t>
       </w:r>
     </w:p>
-    <w:bookmarkEnd w:id="97"/>
-    <w:bookmarkStart w:id="98" w:name="困ったときの追加の注文集"/>
+    <w:bookmarkEnd w:id="129"/>
+    <w:bookmarkStart w:id="130" w:name="困ったときの追加の注文集"/>
     <w:p>
       <w:pPr>
         <w:pStyle w:val="Heading2"/>
@@ -13916,8 +14574,8 @@
         <w:t xml:space="preserve">この本は、AIが企画・執筆し、表紙もAIがプログラムで作成しました。出力例はAIが実際に出した文章の一例で、同じ頼み方でも結果は毎回変わります。出力例に登場する会社名・人名などはすべて架空のものです。</w:t>
       </w:r>
     </w:p>
-    <w:bookmarkEnd w:id="98"/>
-    <w:bookmarkEnd w:id="99"/>
+    <w:bookmarkEnd w:id="130"/>
+    <w:bookmarkEnd w:id="131"/>
     <w:sectPr/>
   </w:body>
 </w:document>

--- a/products/kindle/vol1_email/manuscript.docx
+++ b/products/kindle/vol1_email/manuscript.docx
@@ -15,7 +15,7 @@
         <w:pStyle w:val="Author"/>
       </w:pPr>
       <w:r>
-        <w:t xml:space="preserve">スライム国</w:t>
+        <w:t xml:space="preserve">スライム王国</w:t>
       </w:r>
     </w:p>
     <w:sdt>
@@ -109,7 +109,7 @@
         <w:pStyle w:val="Compact"/>
       </w:pPr>
       <w:r>
-        <w:t xml:space="preserve">この本は、AI（スライム国のライターAI）が企画・執筆しました。表紙もAIがプログラムで作りました。</w:t>
+        <w:t xml:space="preserve">この本は、AI（スライム王国のライターAI）が企画・執筆しました。表紙もAIがプログラムで作りました。</w:t>
       </w:r>
     </w:p>
     <w:p>
@@ -14563,7 +14563,7 @@
         <w:pStyle w:val="BodyText"/>
       </w:pPr>
       <w:r>
-        <w:t xml:space="preserve">著者：スライム国</w:t>
+        <w:t xml:space="preserve">著者：スライム王国</w:t>
       </w:r>
     </w:p>
     <w:p>
